--- a/lab_2/отчет_2.docx
+++ b/lab_2/отчет_2.docx
@@ -280,7 +280,7 @@
           <w:rFonts w:hint="default" w:ascii="Times New Roman" w:hAnsi="Times New Roman" w:cs="Times New Roman"/>
           <w:sz w:val="28"/>
           <w:szCs w:val="28"/>
-          <w:lang w:val="ru-RU"/>
+          <w:lang w:val="en-US"/>
         </w:rPr>
       </w:pPr>
       <w:r>
@@ -330,9 +330,9 @@
           <w:rFonts w:hint="default" w:ascii="Times New Roman" w:hAnsi="Times New Roman" w:cs="Times New Roman"/>
           <w:sz w:val="28"/>
           <w:szCs w:val="28"/>
-          <w:lang w:val="ru-RU"/>
-        </w:rPr>
-        <w:t>3</w:t>
+          <w:lang w:val="en-US"/>
+        </w:rPr>
+        <w:t>2</w:t>
       </w:r>
     </w:p>
     <w:p>
@@ -381,29 +381,11 @@
       </w:r>
       <w:r>
         <w:rPr>
-          <w:rFonts w:ascii="Times New Roman" w:hAnsi="Times New Roman" w:cs="Times New Roman"/>
-          <w:sz w:val="28"/>
-          <w:szCs w:val="28"/>
-          <w:lang w:val="ru-RU"/>
-        </w:rPr>
-        <w:t>Клиент</w:t>
-      </w:r>
-      <w:r>
-        <w:rPr>
-          <w:rFonts w:hint="default" w:ascii="Times New Roman" w:hAnsi="Times New Roman" w:cs="Times New Roman"/>
-          <w:sz w:val="28"/>
-          <w:szCs w:val="28"/>
-          <w:lang w:val="ru-RU"/>
-        </w:rPr>
-        <w:t>-серверный ч</w:t>
-      </w:r>
-      <w:r>
-        <w:rPr>
           <w:rFonts w:hint="default" w:ascii="Times New Roman" w:hAnsi="Times New Roman"/>
           <w:sz w:val="28"/>
           <w:szCs w:val="28"/>
         </w:rPr>
-        <w:t>ат</w:t>
+        <w:t>Tracerout</w:t>
       </w:r>
       <w:r>
         <w:rPr>
@@ -787,7 +769,7 @@
           <w:spacing w:val="0"/>
           <w:sz w:val="28"/>
           <w:szCs w:val="28"/>
-          <w:lang w:val="ru-RU"/>
+          <w:lang w:val="en-US"/>
         </w:rPr>
       </w:pPr>
       <w:r>
@@ -836,14 +818,9 @@
           <w:szCs w:val="28"/>
           <w:lang w:val="ru-RU"/>
         </w:rPr>
-        <w:t>Разработать программу для обмена текстовыми сообщениями, работающую в локальной сети:</w:t>
-      </w:r>
-    </w:p>
-    <w:p>
-      <w:pPr>
-        <w:spacing w:after="0" w:line="360" w:lineRule="exact"/>
-        <w:ind w:left="0" w:leftChars="0" w:firstLine="708" w:firstLineChars="0"/>
-        <w:jc w:val="both"/>
+        <w:t>Р</w:t>
+      </w:r>
+      <w:r>
         <w:rPr>
           <w:rFonts w:hint="default" w:ascii="Times New Roman" w:hAnsi="Times New Roman" w:eastAsia="SimSun"/>
           <w:b w:val="0"/>
@@ -855,19 +832,12 @@
           <w:spacing w:val="0"/>
           <w:sz w:val="28"/>
           <w:szCs w:val="28"/>
-          <w:lang w:val="ru-RU"/>
-        </w:rPr>
-      </w:pPr>
-    </w:p>
-    <w:p>
-      <w:pPr>
-        <w:numPr>
-          <w:ilvl w:val="0"/>
-          <w:numId w:val="1"/>
-        </w:numPr>
-        <w:spacing w:after="0" w:line="360" w:lineRule="exact"/>
-        <w:ind w:left="1085" w:leftChars="0" w:hanging="425" w:firstLineChars="0"/>
-        <w:jc w:val="both"/>
+          <w:u w:val="none"/>
+          <w:lang w:val="en-US"/>
+        </w:rPr>
+        <w:t>а</w:t>
+      </w:r>
+      <w:r>
         <w:rPr>
           <w:rFonts w:hint="default" w:ascii="Times New Roman" w:hAnsi="Times New Roman" w:eastAsia="SimSun"/>
           <w:b w:val="0"/>
@@ -881,7 +851,8 @@
           <w:szCs w:val="28"/>
           <w:lang w:val="en-US"/>
         </w:rPr>
-      </w:pPr>
+        <w:t>зработать аналог утилиты traceroute</w:t>
+      </w:r>
       <w:r>
         <w:rPr>
           <w:rFonts w:hint="default" w:ascii="Times New Roman" w:hAnsi="Times New Roman" w:eastAsia="SimSun"/>
@@ -896,18 +867,9 @@
           <w:szCs w:val="28"/>
           <w:lang w:val="ru-RU"/>
         </w:rPr>
-        <w:t xml:space="preserve">У каждого участника есть IP-адрес и имя. </w:t>
-      </w:r>
-    </w:p>
-    <w:p>
-      <w:pPr>
-        <w:numPr>
-          <w:ilvl w:val="0"/>
-          <w:numId w:val="1"/>
-        </w:numPr>
-        <w:spacing w:after="0" w:line="360" w:lineRule="exact"/>
-        <w:ind w:left="1085" w:leftChars="0" w:hanging="425" w:firstLineChars="0"/>
-        <w:jc w:val="both"/>
+        <w:t xml:space="preserve"> </w:t>
+      </w:r>
+      <w:r>
         <w:rPr>
           <w:rFonts w:hint="default" w:ascii="Times New Roman" w:hAnsi="Times New Roman" w:eastAsia="SimSun"/>
           <w:b w:val="0"/>
@@ -921,7 +883,8 @@
           <w:szCs w:val="28"/>
           <w:lang w:val="en-US"/>
         </w:rPr>
-      </w:pPr>
+        <w:t xml:space="preserve">с использованием сырых сокетов для формирования ICMP-пакетов. Программа должна отправлять три пакета для каждого узла, отображать </w:t>
+      </w:r>
       <w:r>
         <w:rPr>
           <w:rFonts w:hint="default" w:ascii="Times New Roman" w:hAnsi="Times New Roman" w:eastAsia="SimSun"/>
@@ -934,20 +897,11 @@
           <w:spacing w:val="0"/>
           <w:sz w:val="28"/>
           <w:szCs w:val="28"/>
-          <w:lang w:val="en-US"/>
-        </w:rPr>
-        <w:t>IP-адреса и порты не должны быть «захардкожены».</w:t>
-      </w:r>
-    </w:p>
-    <w:p>
-      <w:pPr>
-        <w:numPr>
-          <w:ilvl w:val="0"/>
-          <w:numId w:val="1"/>
-        </w:numPr>
-        <w:spacing w:after="0" w:line="360" w:lineRule="exact"/>
-        <w:ind w:left="1085" w:leftChars="0" w:hanging="425" w:firstLineChars="0"/>
-        <w:jc w:val="both"/>
+          <w:lang w:val="ru-RU"/>
+        </w:rPr>
+        <w:t xml:space="preserve">время жизни пакета </w:t>
+      </w:r>
+      <w:r>
         <w:rPr>
           <w:rFonts w:hint="default" w:ascii="Times New Roman" w:hAnsi="Times New Roman" w:eastAsia="SimSun"/>
           <w:b w:val="0"/>
@@ -961,7 +915,8 @@
           <w:szCs w:val="28"/>
           <w:lang w:val="en-US"/>
         </w:rPr>
-      </w:pPr>
+        <w:t>TTL, время отклика RTT, IP-адрес</w:t>
+      </w:r>
       <w:r>
         <w:rPr>
           <w:rFonts w:hint="default" w:ascii="Times New Roman" w:hAnsi="Times New Roman" w:eastAsia="SimSun"/>
@@ -976,18 +931,9 @@
           <w:szCs w:val="28"/>
           <w:lang w:val="ru-RU"/>
         </w:rPr>
-        <w:t>Обмен сообщениями ведётся поверх протокола TCP.</w:t>
-      </w:r>
-    </w:p>
-    <w:p>
-      <w:pPr>
-        <w:numPr>
-          <w:ilvl w:val="0"/>
-          <w:numId w:val="1"/>
-        </w:numPr>
-        <w:spacing w:after="0" w:line="360" w:lineRule="exact"/>
-        <w:ind w:left="1085" w:leftChars="0" w:hanging="425" w:firstLineChars="0"/>
-        <w:jc w:val="both"/>
+        <w:t xml:space="preserve"> маршрутизатора, т</w:t>
+      </w:r>
+      <w:r>
         <w:rPr>
           <w:rFonts w:hint="default" w:ascii="Times New Roman" w:hAnsi="Times New Roman" w:eastAsia="SimSun"/>
           <w:b w:val="0"/>
@@ -1001,7 +947,8 @@
           <w:szCs w:val="28"/>
           <w:lang w:val="en-US"/>
         </w:rPr>
-      </w:pPr>
+        <w:t>ип ICMP-ответа</w:t>
+      </w:r>
       <w:r>
         <w:rPr>
           <w:rFonts w:hint="default" w:ascii="Times New Roman" w:hAnsi="Times New Roman" w:eastAsia="SimSun"/>
@@ -1016,18 +963,62 @@
           <w:szCs w:val="28"/>
           <w:lang w:val="ru-RU"/>
         </w:rPr>
-        <w:t>Необходимо реализовать собственный формат сообщения.</w:t>
-      </w:r>
-    </w:p>
-    <w:p>
-      <w:pPr>
-        <w:numPr>
-          <w:ilvl w:val="0"/>
-          <w:numId w:val="1"/>
-        </w:numPr>
-        <w:spacing w:after="0" w:line="360" w:lineRule="exact"/>
-        <w:ind w:left="1085" w:leftChars="0" w:hanging="425" w:firstLineChars="0"/>
-        <w:jc w:val="both"/>
+        <w:t xml:space="preserve">. </w:t>
+      </w:r>
+      <w:r>
+        <w:rPr>
+          <w:rFonts w:hint="default" w:ascii="Times New Roman" w:hAnsi="Times New Roman" w:eastAsia="SimSun"/>
+          <w:b w:val="0"/>
+          <w:bCs w:val="0"/>
+          <w:i w:val="0"/>
+          <w:iCs w:val="0"/>
+          <w:caps w:val="0"/>
+          <w:color w:val="000000"/>
+          <w:spacing w:val="0"/>
+          <w:sz w:val="28"/>
+          <w:szCs w:val="28"/>
+          <w:lang w:val="en-US"/>
+        </w:rPr>
+        <w:t xml:space="preserve">Необходимо предусмотреть  ввод цели по IP </w:t>
+      </w:r>
+      <w:r>
+        <w:rPr>
+          <w:rFonts w:hint="default" w:ascii="Times New Roman" w:hAnsi="Times New Roman" w:eastAsia="SimSun"/>
+          <w:b w:val="0"/>
+          <w:bCs w:val="0"/>
+          <w:i w:val="0"/>
+          <w:iCs w:val="0"/>
+          <w:caps w:val="0"/>
+          <w:color w:val="000000"/>
+          <w:spacing w:val="0"/>
+          <w:sz w:val="28"/>
+          <w:szCs w:val="28"/>
+          <w:lang w:val="ru-RU"/>
+        </w:rPr>
+        <w:t xml:space="preserve">и </w:t>
+      </w:r>
+      <w:r>
+        <w:rPr>
+          <w:rFonts w:hint="default" w:ascii="Times New Roman" w:hAnsi="Times New Roman" w:eastAsia="SimSun"/>
+          <w:b w:val="0"/>
+          <w:bCs w:val="0"/>
+          <w:i w:val="0"/>
+          <w:iCs w:val="0"/>
+          <w:caps w:val="0"/>
+          <w:color w:val="000000"/>
+          <w:spacing w:val="0"/>
+          <w:sz w:val="28"/>
+          <w:szCs w:val="28"/>
+          <w:lang w:val="en-US"/>
+        </w:rPr>
+        <w:t>имени хоста, а также реализовать флаг -dns для вывода доменных имён узлов через обратные DNS-запросы.</w:t>
+      </w:r>
+    </w:p>
+    <w:p>
+      <w:pPr>
+        <w:spacing w:after="0" w:line="360" w:lineRule="exact"/>
+        <w:ind w:left="0" w:leftChars="0" w:firstLine="0" w:firstLineChars="0"/>
+        <w:jc w:val="left"/>
         <w:rPr>
           <w:rFonts w:hint="default" w:ascii="Times New Roman" w:hAnsi="Times New Roman" w:eastAsia="SimSun"/>
           <w:b/>
@@ -1042,65 +1033,42 @@
           <w:lang w:val="en-US"/>
         </w:rPr>
       </w:pPr>
-      <w:r>
-        <w:rPr>
-          <w:rFonts w:hint="default" w:ascii="Times New Roman" w:hAnsi="Times New Roman" w:eastAsia="SimSun"/>
-          <w:b w:val="0"/>
-          <w:bCs w:val="0"/>
-          <w:i w:val="0"/>
-          <w:iCs w:val="0"/>
-          <w:caps w:val="0"/>
-          <w:color w:val="000000"/>
-          <w:spacing w:val="0"/>
-          <w:sz w:val="28"/>
-          <w:szCs w:val="28"/>
-          <w:lang w:val="ru-RU"/>
-        </w:rPr>
-        <w:t>Требуется ведение истории событий с отметками времени.</w:t>
-      </w:r>
-    </w:p>
-    <w:p>
-      <w:pPr>
-        <w:numPr>
-          <w:ilvl w:val="0"/>
-          <w:numId w:val="0"/>
-        </w:numPr>
-        <w:spacing w:after="0" w:line="360" w:lineRule="exact"/>
+    </w:p>
+    <w:p>
+      <w:pPr>
+        <w:spacing w:after="0" w:line="360" w:lineRule="exact"/>
+        <w:ind w:left="0" w:leftChars="0" w:firstLine="708" w:firstLineChars="0"/>
         <w:jc w:val="both"/>
+        <w:rPr>
+          <w:rFonts w:hint="default" w:ascii="Times New Roman" w:hAnsi="Times New Roman" w:eastAsia="SimSun" w:cs="Times New Roman"/>
+          <w:b w:val="0"/>
+          <w:bCs w:val="0"/>
+          <w:i w:val="0"/>
+          <w:iCs w:val="0"/>
+          <w:caps w:val="0"/>
+          <w:color w:val="000000"/>
+          <w:spacing w:val="0"/>
+          <w:sz w:val="28"/>
+          <w:szCs w:val="28"/>
+          <w:lang w:val="ru-RU"/>
+        </w:rPr>
+      </w:pPr>
+      <w:r>
         <w:rPr>
           <w:rFonts w:hint="default" w:ascii="Times New Roman" w:hAnsi="Times New Roman" w:eastAsia="SimSun"/>
           <w:b/>
           <w:bCs/>
-          <w:i w:val="0"/>
-          <w:iCs w:val="0"/>
-          <w:caps w:val="0"/>
-          <w:color w:val="000000"/>
-          <w:spacing w:val="0"/>
-          <w:sz w:val="28"/>
-          <w:szCs w:val="28"/>
-          <w:lang w:val="en-US"/>
-        </w:rPr>
-      </w:pPr>
-    </w:p>
-    <w:p>
-      <w:pPr>
-        <w:spacing w:after="0" w:line="360" w:lineRule="exact"/>
-        <w:ind w:left="0" w:leftChars="0" w:firstLine="708" w:firstLineChars="0"/>
-        <w:jc w:val="both"/>
-        <w:rPr>
-          <w:rFonts w:hint="default" w:ascii="Times New Roman" w:hAnsi="Times New Roman" w:eastAsia="SimSun"/>
-          <w:b w:val="0"/>
-          <w:bCs w:val="0"/>
-          <w:i w:val="0"/>
-          <w:iCs w:val="0"/>
-          <w:caps w:val="0"/>
-          <w:color w:val="000000"/>
-          <w:spacing w:val="0"/>
-          <w:sz w:val="28"/>
-          <w:szCs w:val="28"/>
-          <w:lang w:val="ru-RU"/>
-        </w:rPr>
-      </w:pPr>
+          <w:i/>
+          <w:iCs/>
+          <w:caps w:val="0"/>
+          <w:color w:val="000000"/>
+          <w:spacing w:val="0"/>
+          <w:sz w:val="28"/>
+          <w:szCs w:val="28"/>
+          <w:lang w:val="ru-RU"/>
+        </w:rPr>
+        <w:t>Описание</w:t>
+      </w:r>
       <w:r>
         <w:rPr>
           <w:rFonts w:hint="default" w:ascii="Times New Roman" w:hAnsi="Times New Roman" w:eastAsia="SimSun"/>
@@ -1113,9 +1081,9 @@
           <w:spacing w:val="0"/>
           <w:sz w:val="28"/>
           <w:szCs w:val="28"/>
-          <w:lang w:val="ru-RU"/>
-        </w:rPr>
-        <w:t>Описание</w:t>
+          <w:lang w:val="en-US"/>
+        </w:rPr>
+        <w:t>:</w:t>
       </w:r>
       <w:r>
         <w:rPr>
@@ -1129,65 +1097,115 @@
           <w:spacing w:val="0"/>
           <w:sz w:val="28"/>
           <w:szCs w:val="28"/>
-          <w:lang w:val="en-US"/>
-        </w:rPr>
-        <w:t>:</w:t>
-      </w:r>
-      <w:r>
-        <w:rPr>
-          <w:rFonts w:hint="default" w:ascii="Times New Roman" w:hAnsi="Times New Roman" w:eastAsia="SimSun"/>
-          <w:b/>
-          <w:bCs/>
-          <w:i/>
-          <w:iCs/>
-          <w:caps w:val="0"/>
-          <w:color w:val="000000"/>
-          <w:spacing w:val="0"/>
-          <w:sz w:val="28"/>
-          <w:szCs w:val="28"/>
           <w:lang w:val="ru-RU"/>
         </w:rPr>
         <w:t xml:space="preserve"> </w:t>
       </w:r>
       <w:r>
         <w:rPr>
-          <w:rFonts w:hint="default" w:ascii="Times New Roman" w:hAnsi="Times New Roman" w:eastAsia="SimSun"/>
-          <w:b w:val="0"/>
-          <w:bCs w:val="0"/>
-          <w:i w:val="0"/>
-          <w:iCs w:val="0"/>
-          <w:caps w:val="0"/>
-          <w:color w:val="000000"/>
-          <w:spacing w:val="0"/>
-          <w:sz w:val="28"/>
-          <w:szCs w:val="28"/>
-          <w:lang w:val="ru-RU"/>
-        </w:rPr>
-        <w:t>В рамках лабораторной работы на языке Go разработано сетевое приложение для многопользовательского обмена сообщениями, функционирующее по протоколу TCP. Программа поддерживает управление списком узлов, ведение истории событий с временными метками и их синхронизацию при подключении новых участников. Сетевое взаимодействие реализовано без жёсткого кодирования параметров, с использованием различных адресов loopback-интерфейса (127.0.0.x) для имитации узлов сети и корректной обработкой завершения сессий (TCP FIN).</w:t>
-      </w:r>
-    </w:p>
-    <w:p>
-      <w:pPr>
-        <w:spacing w:after="0" w:line="360" w:lineRule="exact"/>
+          <w:rFonts w:hint="default" w:ascii="Times New Roman" w:hAnsi="Times New Roman" w:eastAsia="SimSun" w:cs="Times New Roman"/>
+          <w:b w:val="0"/>
+          <w:bCs w:val="0"/>
+          <w:i w:val="0"/>
+          <w:iCs w:val="0"/>
+          <w:caps w:val="0"/>
+          <w:color w:val="000000"/>
+          <w:spacing w:val="0"/>
+          <w:sz w:val="28"/>
+          <w:szCs w:val="28"/>
+          <w:lang w:val="ru-RU"/>
+        </w:rPr>
+        <w:t xml:space="preserve">В качестве стека технологий был использован язык Go и среда Linux. Для обеспечения низкоуровневого доступа к сетевым интерфейсам был </w:t>
+      </w:r>
+      <w:r>
+        <w:rPr>
+          <w:rFonts w:hint="default" w:ascii="Times New Roman" w:hAnsi="Times New Roman" w:eastAsia="SimSun" w:cs="Times New Roman"/>
+          <w:b w:val="0"/>
+          <w:bCs w:val="0"/>
+          <w:i w:val="0"/>
+          <w:iCs w:val="0"/>
+          <w:caps w:val="0"/>
+          <w:color w:val="000000"/>
+          <w:spacing w:val="0"/>
+          <w:sz w:val="28"/>
+          <w:szCs w:val="28"/>
+          <w:lang w:val="en-US"/>
+        </w:rPr>
+        <w:t>применён</w:t>
+      </w:r>
+      <w:r>
+        <w:rPr>
+          <w:rFonts w:hint="default" w:ascii="Times New Roman" w:hAnsi="Times New Roman" w:eastAsia="SimSun" w:cs="Times New Roman"/>
+          <w:b w:val="0"/>
+          <w:bCs w:val="0"/>
+          <w:i w:val="0"/>
+          <w:iCs w:val="0"/>
+          <w:caps w:val="0"/>
+          <w:color w:val="000000"/>
+          <w:spacing w:val="0"/>
+          <w:sz w:val="28"/>
+          <w:szCs w:val="28"/>
+          <w:lang w:val="ru-RU"/>
+        </w:rPr>
+        <w:t xml:space="preserve"> механизм сырых сокетов (Raw Sockets) через системные вызовы пакета syscall. Это позволило реализовать ручное формирование ICMP-заголовков и самостоятельный </w:t>
+      </w:r>
+      <w:r>
+        <w:rPr>
+          <w:rFonts w:hint="default" w:ascii="Times New Roman" w:hAnsi="Times New Roman" w:eastAsia="SimSun" w:cs="Times New Roman"/>
+          <w:b w:val="0"/>
+          <w:bCs w:val="0"/>
+          <w:i w:val="0"/>
+          <w:iCs w:val="0"/>
+          <w:caps w:val="0"/>
+          <w:color w:val="000000"/>
+          <w:spacing w:val="0"/>
+          <w:sz w:val="28"/>
+          <w:szCs w:val="28"/>
+          <w:lang w:val="en-US"/>
+        </w:rPr>
+        <w:t>расчёт</w:t>
+      </w:r>
+      <w:r>
+        <w:rPr>
+          <w:rFonts w:hint="default" w:ascii="Times New Roman" w:hAnsi="Times New Roman" w:eastAsia="SimSun" w:cs="Times New Roman"/>
+          <w:b w:val="0"/>
+          <w:bCs w:val="0"/>
+          <w:i w:val="0"/>
+          <w:iCs w:val="0"/>
+          <w:caps w:val="0"/>
+          <w:color w:val="000000"/>
+          <w:spacing w:val="0"/>
+          <w:sz w:val="28"/>
+          <w:szCs w:val="28"/>
+          <w:lang w:val="ru-RU"/>
+        </w:rPr>
+        <w:t xml:space="preserve"> контрольной суммы.</w:t>
+      </w:r>
+    </w:p>
+    <w:p>
+      <w:pPr>
+        <w:spacing w:after="0" w:line="360" w:lineRule="exact"/>
+        <w:ind w:left="0" w:leftChars="0" w:firstLine="708" w:firstLineChars="0"/>
         <w:jc w:val="both"/>
         <w:rPr>
-          <w:rFonts w:hint="default" w:ascii="Times New Roman" w:hAnsi="Times New Roman" w:eastAsia="SimSun"/>
-          <w:b w:val="0"/>
-          <w:bCs w:val="0"/>
-          <w:i w:val="0"/>
-          <w:iCs w:val="0"/>
-          <w:caps w:val="0"/>
-          <w:color w:val="000000"/>
-          <w:spacing w:val="0"/>
-          <w:sz w:val="28"/>
-          <w:szCs w:val="28"/>
-          <w:lang w:val="ru-RU"/>
-        </w:rPr>
-      </w:pPr>
-    </w:p>
-    <w:p>
-      <w:pPr>
-        <w:spacing w:after="0" w:line="360" w:lineRule="exact"/>
+          <w:rFonts w:hint="default" w:ascii="Times New Roman" w:hAnsi="Times New Roman" w:eastAsia="SimSun" w:cs="Times New Roman"/>
+          <w:b w:val="0"/>
+          <w:bCs w:val="0"/>
+          <w:i w:val="0"/>
+          <w:iCs w:val="0"/>
+          <w:caps w:val="0"/>
+          <w:color w:val="000000"/>
+          <w:spacing w:val="0"/>
+          <w:sz w:val="28"/>
+          <w:szCs w:val="28"/>
+          <w:lang w:val="ru-RU"/>
+        </w:rPr>
+      </w:pPr>
+    </w:p>
+    <w:p>
+      <w:pPr>
+        <w:spacing w:after="0" w:line="360" w:lineRule="exact"/>
+        <w:ind w:left="0" w:leftChars="0" w:firstLine="708" w:firstLineChars="0"/>
         <w:jc w:val="both"/>
         <w:rPr>
           <w:rFonts w:hint="default" w:ascii="Times New Roman" w:hAnsi="Times New Roman" w:eastAsia="SimSun" w:cs="Times New Roman"/>
@@ -1217,8 +1235,184 @@
           <w:szCs w:val="28"/>
           <w:lang w:val="ru-RU"/>
         </w:rPr>
+        <w:t>Запуск программы осуществляется через терминал VS Code с использованием команды sudo go run main.go, где права суперпользователя необходимы для открытия сокета с доступом к сетевому уровню. Дополнительный функционал в виде флага -dns обеспечивает выполнение обратных DNS-запросов для автоматического сопоставления IP-адресов с доменными именами серверов.</w:t>
+      </w:r>
+    </w:p>
+    <w:p>
+      <w:pPr>
+        <w:spacing w:after="0" w:line="360" w:lineRule="exact"/>
+        <w:ind w:left="0" w:leftChars="0" w:firstLine="708" w:firstLineChars="0"/>
+        <w:jc w:val="both"/>
+        <w:rPr>
+          <w:rFonts w:hint="default" w:ascii="Times New Roman" w:hAnsi="Times New Roman" w:eastAsia="SimSun" w:cs="Times New Roman"/>
+          <w:b w:val="0"/>
+          <w:bCs w:val="0"/>
+          <w:i w:val="0"/>
+          <w:iCs w:val="0"/>
+          <w:caps w:val="0"/>
+          <w:color w:val="000000"/>
+          <w:spacing w:val="0"/>
+          <w:sz w:val="28"/>
+          <w:szCs w:val="28"/>
+          <w:lang w:val="ru-RU"/>
+        </w:rPr>
+      </w:pPr>
+    </w:p>
+    <w:p>
+      <w:pPr>
+        <w:spacing w:after="0" w:line="360" w:lineRule="exact"/>
+        <w:ind w:left="0" w:leftChars="0" w:firstLine="708" w:firstLineChars="0"/>
+        <w:jc w:val="both"/>
+        <w:rPr>
+          <w:rFonts w:hint="default" w:ascii="Times New Roman" w:hAnsi="Times New Roman" w:eastAsia="SimSun" w:cs="Times New Roman"/>
+          <w:b w:val="0"/>
+          <w:bCs w:val="0"/>
+          <w:i w:val="0"/>
+          <w:iCs w:val="0"/>
+          <w:caps w:val="0"/>
+          <w:color w:val="000000"/>
+          <w:spacing w:val="0"/>
+          <w:sz w:val="28"/>
+          <w:szCs w:val="28"/>
+          <w:lang w:val="ru-RU"/>
+        </w:rPr>
+      </w:pPr>
+      <w:r>
+        <w:rPr>
+          <w:rFonts w:hint="default" w:ascii="Times New Roman" w:hAnsi="Times New Roman" w:eastAsia="SimSun" w:cs="Times New Roman"/>
+          <w:b w:val="0"/>
+          <w:bCs w:val="0"/>
+          <w:i w:val="0"/>
+          <w:iCs w:val="0"/>
+          <w:caps w:val="0"/>
+          <w:color w:val="000000"/>
+          <w:spacing w:val="0"/>
+          <w:sz w:val="28"/>
+          <w:szCs w:val="28"/>
+          <w:lang w:val="ru-RU"/>
+        </w:rPr>
+        <w:t>Для</w:t>
+      </w:r>
+      <w:r>
+        <w:rPr>
+          <w:rFonts w:hint="default" w:ascii="Times New Roman" w:hAnsi="Times New Roman" w:eastAsia="SimSun" w:cs="Times New Roman"/>
+          <w:b w:val="0"/>
+          <w:bCs w:val="0"/>
+          <w:i w:val="0"/>
+          <w:iCs w:val="0"/>
+          <w:caps w:val="0"/>
+          <w:color w:val="000000"/>
+          <w:spacing w:val="0"/>
+          <w:sz w:val="28"/>
+          <w:szCs w:val="28"/>
+          <w:lang w:val="en-US"/>
+        </w:rPr>
+        <w:t xml:space="preserve"> </w:t>
+      </w:r>
+      <w:r>
+        <w:rPr>
+          <w:rFonts w:hint="default" w:ascii="Times New Roman" w:hAnsi="Times New Roman" w:eastAsia="SimSun" w:cs="Times New Roman"/>
+          <w:b w:val="0"/>
+          <w:bCs w:val="0"/>
+          <w:i w:val="0"/>
+          <w:iCs w:val="0"/>
+          <w:caps w:val="0"/>
+          <w:color w:val="000000"/>
+          <w:spacing w:val="0"/>
+          <w:sz w:val="28"/>
+          <w:szCs w:val="28"/>
+          <w:lang w:val="ru-RU"/>
+        </w:rPr>
+        <w:t>предварительной проверки маршрута и получения контрольных данных до узла bsuir.by</w:t>
+      </w:r>
+      <w:r>
+        <w:rPr>
+          <w:rFonts w:hint="default" w:ascii="Times New Roman" w:hAnsi="Times New Roman" w:eastAsia="SimSun" w:cs="Times New Roman"/>
+          <w:b w:val="0"/>
+          <w:bCs w:val="0"/>
+          <w:i w:val="0"/>
+          <w:iCs w:val="0"/>
+          <w:caps w:val="0"/>
+          <w:color w:val="000000"/>
+          <w:spacing w:val="0"/>
+          <w:sz w:val="28"/>
+          <w:szCs w:val="28"/>
+          <w:lang w:val="en-US"/>
+        </w:rPr>
+        <w:t xml:space="preserve"> </w:t>
+      </w:r>
+      <w:r>
+        <w:rPr>
+          <w:rFonts w:hint="default" w:ascii="Times New Roman" w:hAnsi="Times New Roman" w:eastAsia="SimSun" w:cs="Times New Roman"/>
+          <w:b w:val="0"/>
+          <w:bCs w:val="0"/>
+          <w:i w:val="0"/>
+          <w:iCs w:val="0"/>
+          <w:caps w:val="0"/>
+          <w:color w:val="000000"/>
+          <w:spacing w:val="0"/>
+          <w:sz w:val="28"/>
+          <w:szCs w:val="28"/>
+          <w:lang w:val="ru-RU"/>
+        </w:rPr>
+        <w:t>была запущена системная утилита tracert, что позволило получить список промежуточных узлов.</w:t>
+      </w:r>
+    </w:p>
+    <w:p>
+      <w:pPr>
+        <w:spacing w:after="0" w:line="360" w:lineRule="exact"/>
+        <w:ind w:left="0" w:leftChars="0" w:firstLine="0" w:firstLineChars="0"/>
+        <w:jc w:val="both"/>
+        <w:rPr>
+          <w:rFonts w:hint="default" w:ascii="Times New Roman" w:hAnsi="Times New Roman" w:eastAsia="SimSun" w:cs="Times New Roman"/>
+          <w:b w:val="0"/>
+          <w:bCs w:val="0"/>
+          <w:i w:val="0"/>
+          <w:iCs w:val="0"/>
+          <w:caps w:val="0"/>
+          <w:color w:val="000000"/>
+          <w:spacing w:val="0"/>
+          <w:sz w:val="28"/>
+          <w:szCs w:val="28"/>
+          <w:lang w:val="ru-RU"/>
+        </w:rPr>
+      </w:pPr>
+    </w:p>
+    <w:p>
+      <w:pPr>
+        <w:spacing w:after="0" w:line="360" w:lineRule="exact"/>
+        <w:ind w:left="0" w:leftChars="0" w:firstLine="0" w:firstLineChars="0"/>
+        <w:jc w:val="center"/>
+        <w:rPr>
+          <w:rFonts w:hint="default" w:ascii="Times New Roman" w:hAnsi="Times New Roman" w:eastAsia="SimSun" w:cs="Times New Roman"/>
+          <w:b w:val="0"/>
+          <w:bCs w:val="0"/>
+          <w:i w:val="0"/>
+          <w:iCs w:val="0"/>
+          <w:caps w:val="0"/>
+          <w:color w:val="000000"/>
+          <w:spacing w:val="0"/>
+          <w:sz w:val="28"/>
+          <w:szCs w:val="28"/>
+          <w:lang w:val="ru-RU"/>
+        </w:rPr>
+      </w:pPr>
+      <w:r>
+        <w:rPr>
+          <w:rFonts w:hint="default" w:ascii="Times New Roman" w:hAnsi="Times New Roman" w:eastAsia="SimSun" w:cs="Times New Roman"/>
+          <w:b w:val="0"/>
+          <w:bCs w:val="0"/>
+          <w:i w:val="0"/>
+          <w:iCs w:val="0"/>
+          <w:caps w:val="0"/>
+          <w:color w:val="000000"/>
+          <w:spacing w:val="0"/>
+          <w:sz w:val="28"/>
+          <w:szCs w:val="28"/>
+          <w:lang w:val="ru-RU"/>
+        </w:rPr>
         <w:drawing>
-          <wp:anchor distT="0" distB="0" distL="114300" distR="114300" simplePos="0" relativeHeight="251659264" behindDoc="0" locked="0" layoutInCell="1" allowOverlap="1">
+          <wp:anchor distT="0" distB="0" distL="114300" distR="114300" simplePos="0" relativeHeight="251662336" behindDoc="0" locked="0" layoutInCell="1" allowOverlap="1">
             <wp:simplePos x="0" y="0"/>
             <wp:positionH relativeFrom="column">
               <wp:posOffset>0</wp:posOffset>
@@ -1226,21 +1420,17 @@
             <wp:positionV relativeFrom="paragraph">
               <wp:posOffset>0</wp:posOffset>
             </wp:positionV>
-            <wp:extent cx="5939790" cy="1316990"/>
-            <wp:effectExtent l="0" t="0" r="3810" b="8890"/>
+            <wp:extent cx="5868035" cy="2879725"/>
+            <wp:effectExtent l="0" t="0" r="14605" b="635"/>
             <wp:wrapTopAndBottom/>
-            <wp:docPr id="4" name="Изображение 4" descr="{58B382AF-96C8-4870-962F-2781324C1A58}"/>
-            <wp:cNvGraphicFramePr>
-              <a:graphicFrameLocks xmlns:a="http://schemas.openxmlformats.org/drawingml/2006/main" noChangeAspect="1"/>
-            </wp:cNvGraphicFramePr>
+            <wp:docPr id="10" name="Изображение 10" descr="{7A429F6C-DF19-4577-9C0A-18B117A6E9B4}"/>
+            <wp:cNvGraphicFramePr/>
             <a:graphic xmlns:a="http://schemas.openxmlformats.org/drawingml/2006/main">
               <a:graphicData uri="http://schemas.openxmlformats.org/drawingml/2006/picture">
                 <pic:pic xmlns:pic="http://schemas.openxmlformats.org/drawingml/2006/picture">
                   <pic:nvPicPr>
-                    <pic:cNvPr id="4" name="Изображение 4" descr="{58B382AF-96C8-4870-962F-2781324C1A58}"/>
-                    <pic:cNvPicPr>
-                      <a:picLocks noChangeAspect="1"/>
-                    </pic:cNvPicPr>
+                    <pic:cNvPr id="10" name="Изображение 10" descr="{7A429F6C-DF19-4577-9C0A-18B117A6E9B4}"/>
+                    <pic:cNvPicPr/>
                   </pic:nvPicPr>
                   <pic:blipFill>
                     <a:blip r:embed="rId6"/>
@@ -1251,7 +1441,7 @@
                   <pic:spPr>
                     <a:xfrm>
                       <a:off x="0" y="0"/>
-                      <a:ext cx="5939790" cy="1316990"/>
+                      <a:ext cx="5868035" cy="2879725"/>
                     </a:xfrm>
                     <a:prstGeom prst="rect">
                       <a:avLst/>
@@ -1270,7 +1460,7 @@
         <w:ind w:left="0" w:leftChars="0" w:firstLine="0" w:firstLineChars="0"/>
         <w:jc w:val="center"/>
         <w:rPr>
-          <w:rFonts w:hint="default" w:ascii="Times New Roman" w:hAnsi="Times New Roman" w:eastAsia="SimSun" w:cs="Times New Roman"/>
+          <w:rFonts w:hint="default" w:ascii="Times New Roman" w:hAnsi="Times New Roman" w:eastAsia="SimSun"/>
           <w:b w:val="0"/>
           <w:bCs w:val="0"/>
           <w:i w:val="0"/>
@@ -1329,8 +1519,64 @@
           <w:szCs w:val="28"/>
           <w:lang w:val="ru-RU"/>
         </w:rPr>
-        <w:t xml:space="preserve"> Запуск сервера на адресе 127.0.0.1:8080</w:t>
-      </w:r>
+        <w:t xml:space="preserve"> tracert над узлом bsuir.by</w:t>
+      </w:r>
+    </w:p>
+    <w:p>
+      <w:pPr>
+        <w:spacing w:after="0" w:line="360" w:lineRule="exact"/>
+        <w:ind w:left="0" w:leftChars="0" w:firstLine="708" w:firstLineChars="0"/>
+        <w:jc w:val="both"/>
+        <w:rPr>
+          <w:rFonts w:hint="default" w:ascii="Times New Roman" w:hAnsi="Times New Roman" w:eastAsia="SimSun"/>
+          <w:b w:val="0"/>
+          <w:bCs w:val="0"/>
+          <w:i w:val="0"/>
+          <w:iCs w:val="0"/>
+          <w:caps w:val="0"/>
+          <w:color w:val="000000"/>
+          <w:spacing w:val="0"/>
+          <w:sz w:val="28"/>
+          <w:szCs w:val="28"/>
+          <w:lang w:val="ru-RU"/>
+        </w:rPr>
+      </w:pPr>
+      <w:r>
+        <w:rPr>
+          <w:rFonts w:hint="default" w:ascii="Times New Roman" w:hAnsi="Times New Roman" w:eastAsia="SimSun"/>
+          <w:b w:val="0"/>
+          <w:bCs w:val="0"/>
+          <w:i w:val="0"/>
+          <w:iCs w:val="0"/>
+          <w:caps w:val="0"/>
+          <w:color w:val="000000"/>
+          <w:spacing w:val="0"/>
+          <w:sz w:val="28"/>
+          <w:szCs w:val="28"/>
+          <w:lang w:val="ru-RU"/>
+        </w:rPr>
+        <w:t>Затем была выполнена проверка разработанного приложения с флагом -dns для этого же хоста, что подтвердило корректность работы алгоритма и точность замера RTT.</w:t>
+      </w:r>
+    </w:p>
+    <w:p>
+      <w:pPr>
+        <w:spacing w:after="0" w:line="360" w:lineRule="exact"/>
+        <w:ind w:left="0" w:leftChars="0" w:firstLine="708" w:firstLineChars="0"/>
+        <w:jc w:val="both"/>
+        <w:rPr>
+          <w:rFonts w:hint="default" w:ascii="Times New Roman" w:hAnsi="Times New Roman" w:eastAsia="SimSun"/>
+          <w:b w:val="0"/>
+          <w:bCs w:val="0"/>
+          <w:i w:val="0"/>
+          <w:iCs w:val="0"/>
+          <w:caps w:val="0"/>
+          <w:color w:val="000000"/>
+          <w:spacing w:val="0"/>
+          <w:sz w:val="28"/>
+          <w:szCs w:val="28"/>
+          <w:lang w:val="ru-RU"/>
+        </w:rPr>
+      </w:pPr>
     </w:p>
     <w:p>
       <w:pPr>
@@ -1348,45 +1594,25 @@
           <w:spacing w:val="0"/>
           <w:sz w:val="28"/>
           <w:szCs w:val="28"/>
-          <w:lang w:val="ru-RU"/>
-        </w:rPr>
-      </w:pPr>
-    </w:p>
-    <w:p>
-      <w:pPr>
-        <w:spacing w:after="0" w:line="360" w:lineRule="exact"/>
-        <w:ind w:left="0" w:leftChars="0" w:firstLine="0" w:firstLineChars="0"/>
-        <w:jc w:val="center"/>
-        <w:rPr>
-          <w:rFonts w:hint="default" w:ascii="Times New Roman" w:hAnsi="Times New Roman" w:eastAsia="SimSun" w:cs="Times New Roman"/>
-          <w:b w:val="0"/>
-          <w:bCs w:val="0"/>
-          <w:i w:val="0"/>
-          <w:iCs w:val="0"/>
-          <w:caps w:val="0"/>
-          <w:color w:val="000000"/>
-          <w:spacing w:val="0"/>
-          <w:sz w:val="28"/>
-          <w:szCs w:val="28"/>
-          <w:lang w:val="ru-RU"/>
-        </w:rPr>
-      </w:pPr>
-      <w:r>
-        <w:rPr>
-          <w:rFonts w:hint="default" w:ascii="Times New Roman" w:hAnsi="Times New Roman" w:eastAsia="SimSun" w:cs="Times New Roman"/>
-          <w:b w:val="0"/>
-          <w:bCs w:val="0"/>
-          <w:i w:val="0"/>
-          <w:iCs w:val="0"/>
-          <w:caps w:val="0"/>
-          <w:color w:val="000000"/>
-          <w:spacing w:val="0"/>
-          <w:sz w:val="28"/>
-          <w:szCs w:val="28"/>
-          <w:lang w:val="ru-RU"/>
+          <w:lang w:val="en-US"/>
+        </w:rPr>
+      </w:pPr>
+      <w:r>
+        <w:rPr>
+          <w:rFonts w:hint="default" w:ascii="Times New Roman" w:hAnsi="Times New Roman" w:eastAsia="SimSun" w:cs="Times New Roman"/>
+          <w:b w:val="0"/>
+          <w:bCs w:val="0"/>
+          <w:i w:val="0"/>
+          <w:iCs w:val="0"/>
+          <w:caps w:val="0"/>
+          <w:color w:val="000000"/>
+          <w:spacing w:val="0"/>
+          <w:sz w:val="28"/>
+          <w:szCs w:val="28"/>
+          <w:lang w:val="en-US"/>
         </w:rPr>
         <w:drawing>
-          <wp:anchor distT="0" distB="0" distL="114300" distR="114300" simplePos="0" relativeHeight="251660288" behindDoc="0" locked="0" layoutInCell="1" allowOverlap="1">
+          <wp:anchor distT="0" distB="0" distL="114300" distR="114300" simplePos="0" relativeHeight="251659264" behindDoc="0" locked="0" layoutInCell="1" allowOverlap="1">
             <wp:simplePos x="0" y="0"/>
             <wp:positionH relativeFrom="column">
               <wp:posOffset>0</wp:posOffset>
@@ -1394,10 +1620,10 @@
             <wp:positionV relativeFrom="paragraph">
               <wp:posOffset>0</wp:posOffset>
             </wp:positionV>
-            <wp:extent cx="5939790" cy="1359535"/>
-            <wp:effectExtent l="0" t="0" r="3810" b="12065"/>
+            <wp:extent cx="5868035" cy="3888740"/>
+            <wp:effectExtent l="0" t="0" r="14605" b="12700"/>
             <wp:wrapTopAndBottom/>
-            <wp:docPr id="7" name="Изображение 7" descr="{CDD25D7C-2C44-4B47-852A-35B1A3B63823}"/>
+            <wp:docPr id="6" name="Изображение 6" descr="{45970181-3328-4081-9AF1-8A359E780B5E}"/>
             <wp:cNvGraphicFramePr>
               <a:graphicFrameLocks xmlns:a="http://schemas.openxmlformats.org/drawingml/2006/main" noChangeAspect="1"/>
             </wp:cNvGraphicFramePr>
@@ -1405,7 +1631,7 @@
               <a:graphicData uri="http://schemas.openxmlformats.org/drawingml/2006/picture">
                 <pic:pic xmlns:pic="http://schemas.openxmlformats.org/drawingml/2006/picture">
                   <pic:nvPicPr>
-                    <pic:cNvPr id="7" name="Изображение 7" descr="{CDD25D7C-2C44-4B47-852A-35B1A3B63823}"/>
+                    <pic:cNvPr id="6" name="Изображение 6" descr="{45970181-3328-4081-9AF1-8A359E780B5E}"/>
                     <pic:cNvPicPr>
                       <a:picLocks noChangeAspect="1"/>
                     </pic:cNvPicPr>
@@ -1419,7 +1645,7 @@
                   <pic:spPr>
                     <a:xfrm>
                       <a:off x="0" y="0"/>
-                      <a:ext cx="5939790" cy="1359535"/>
+                      <a:ext cx="5868035" cy="3888740"/>
                     </a:xfrm>
                     <a:prstGeom prst="rect">
                       <a:avLst/>
@@ -1513,40 +1739,28 @@
           <w:szCs w:val="28"/>
           <w:lang w:val="en-US"/>
         </w:rPr>
-        <w:t xml:space="preserve">- Подключение клиента </w:t>
-      </w:r>
-      <w:r>
-        <w:rPr>
-          <w:rFonts w:hint="default" w:ascii="Times New Roman" w:hAnsi="Times New Roman" w:eastAsia="SimSun" w:cs="Times New Roman"/>
-          <w:b w:val="0"/>
-          <w:bCs w:val="0"/>
-          <w:i w:val="0"/>
-          <w:iCs w:val="0"/>
-          <w:caps w:val="0"/>
-          <w:color w:val="000000"/>
-          <w:spacing w:val="0"/>
-          <w:sz w:val="28"/>
-          <w:szCs w:val="28"/>
-          <w:lang w:val="ru-RU"/>
-        </w:rPr>
-        <w:t xml:space="preserve">«дима_1» </w:t>
-      </w:r>
-      <w:r>
-        <w:rPr>
-          <w:rFonts w:hint="default" w:ascii="Times New Roman" w:hAnsi="Times New Roman" w:eastAsia="SimSun" w:cs="Times New Roman"/>
-          <w:b w:val="0"/>
-          <w:bCs w:val="0"/>
-          <w:i w:val="0"/>
-          <w:iCs w:val="0"/>
-          <w:caps w:val="0"/>
-          <w:color w:val="000000"/>
-          <w:spacing w:val="0"/>
-          <w:sz w:val="28"/>
-          <w:szCs w:val="28"/>
-          <w:lang w:val="en-US"/>
-        </w:rPr>
-        <w:t>к серверу</w:t>
-      </w:r>
+        <w:t>- sudo go run main.go -dns bsuir.by</w:t>
+      </w:r>
+    </w:p>
+    <w:p>
+      <w:pPr>
+        <w:spacing w:after="0" w:line="360" w:lineRule="exact"/>
+        <w:ind w:left="0" w:leftChars="0" w:firstLine="0" w:firstLineChars="0"/>
+        <w:jc w:val="center"/>
+        <w:rPr>
+          <w:rFonts w:hint="default" w:ascii="Times New Roman" w:hAnsi="Times New Roman" w:eastAsia="SimSun" w:cs="Times New Roman"/>
+          <w:b w:val="0"/>
+          <w:bCs w:val="0"/>
+          <w:i w:val="0"/>
+          <w:iCs w:val="0"/>
+          <w:caps w:val="0"/>
+          <w:color w:val="000000"/>
+          <w:spacing w:val="0"/>
+          <w:sz w:val="28"/>
+          <w:szCs w:val="28"/>
+          <w:lang w:val="ru-RU"/>
+        </w:rPr>
+      </w:pPr>
     </w:p>
     <w:p>
       <w:pPr>
@@ -1567,66 +1781,22 @@
           <w:lang w:val="ru-RU"/>
         </w:rPr>
       </w:pPr>
-    </w:p>
-    <w:p>
-      <w:pPr>
-        <w:spacing w:after="0" w:line="360" w:lineRule="exact"/>
-        <w:ind w:left="0" w:leftChars="0" w:firstLine="708" w:firstLineChars="0"/>
-        <w:jc w:val="both"/>
-        <w:rPr>
-          <w:rFonts w:hint="default" w:ascii="Times New Roman" w:hAnsi="Times New Roman" w:eastAsia="SimSun" w:cs="Times New Roman"/>
-          <w:b w:val="0"/>
-          <w:bCs w:val="0"/>
-          <w:i w:val="0"/>
-          <w:iCs w:val="0"/>
-          <w:caps w:val="0"/>
-          <w:color w:val="000000"/>
-          <w:spacing w:val="0"/>
-          <w:sz w:val="28"/>
-          <w:szCs w:val="28"/>
-          <w:lang w:val="ru-RU"/>
-        </w:rPr>
-      </w:pPr>
-    </w:p>
-    <w:p>
-      <w:pPr>
-        <w:spacing w:after="0" w:line="360" w:lineRule="exact"/>
-        <w:ind w:left="0" w:leftChars="0" w:firstLine="708" w:firstLineChars="0"/>
-        <w:jc w:val="both"/>
-        <w:rPr>
-          <w:rFonts w:hint="default" w:ascii="Times New Roman" w:hAnsi="Times New Roman" w:eastAsia="SimSun" w:cs="Times New Roman"/>
-          <w:b w:val="0"/>
-          <w:bCs w:val="0"/>
-          <w:i w:val="0"/>
-          <w:iCs w:val="0"/>
-          <w:caps w:val="0"/>
-          <w:color w:val="000000"/>
-          <w:spacing w:val="0"/>
-          <w:sz w:val="28"/>
-          <w:szCs w:val="28"/>
-          <w:lang w:val="ru-RU"/>
-        </w:rPr>
-      </w:pPr>
-    </w:p>
-    <w:p>
-      <w:pPr>
-        <w:spacing w:after="0" w:line="360" w:lineRule="exact"/>
-        <w:ind w:left="0" w:leftChars="0" w:firstLine="708" w:firstLineChars="0"/>
-        <w:jc w:val="both"/>
-        <w:rPr>
-          <w:rFonts w:hint="default" w:ascii="Times New Roman" w:hAnsi="Times New Roman" w:eastAsia="SimSun" w:cs="Times New Roman"/>
-          <w:b w:val="0"/>
-          <w:bCs w:val="0"/>
-          <w:i w:val="0"/>
-          <w:iCs w:val="0"/>
-          <w:caps w:val="0"/>
-          <w:color w:val="000000"/>
-          <w:spacing w:val="0"/>
-          <w:sz w:val="28"/>
-          <w:szCs w:val="28"/>
-          <w:lang w:val="ru-RU"/>
-        </w:rPr>
-      </w:pPr>
+      <w:r>
+        <w:rPr>
+          <w:rFonts w:hint="default" w:ascii="Times New Roman" w:hAnsi="Times New Roman" w:eastAsia="SimSun" w:cs="Times New Roman"/>
+          <w:b w:val="0"/>
+          <w:bCs w:val="0"/>
+          <w:i w:val="0"/>
+          <w:iCs w:val="0"/>
+          <w:caps w:val="0"/>
+          <w:color w:val="000000"/>
+          <w:spacing w:val="0"/>
+          <w:sz w:val="28"/>
+          <w:szCs w:val="28"/>
+          <w:lang w:val="ru-RU"/>
+        </w:rPr>
+        <w:t>Для тестирования по прямому IP-адресу была проведена трассировка узла 134.17.213.43 системными средствами для сопоставления путей прохождения пакетов.</w:t>
+      </w:r>
     </w:p>
     <w:p>
       <w:pPr>
@@ -1690,10 +1860,10 @@
             <wp:positionV relativeFrom="paragraph">
               <wp:posOffset>0</wp:posOffset>
             </wp:positionV>
-            <wp:extent cx="5939790" cy="1148715"/>
-            <wp:effectExtent l="0" t="0" r="3810" b="9525"/>
+            <wp:extent cx="5868035" cy="2327910"/>
+            <wp:effectExtent l="0" t="0" r="14605" b="3810"/>
             <wp:wrapTopAndBottom/>
-            <wp:docPr id="8" name="Изображение 8" descr="{9A94D88F-00BC-456C-BAD3-715EF0FDCBA6}"/>
+            <wp:docPr id="9" name="Изображение 9" descr="{1EA1B132-B476-405A-A73F-03347B5BB819}"/>
             <wp:cNvGraphicFramePr>
               <a:graphicFrameLocks xmlns:a="http://schemas.openxmlformats.org/drawingml/2006/main" noChangeAspect="1"/>
             </wp:cNvGraphicFramePr>
@@ -1701,7 +1871,7 @@
               <a:graphicData uri="http://schemas.openxmlformats.org/drawingml/2006/picture">
                 <pic:pic xmlns:pic="http://schemas.openxmlformats.org/drawingml/2006/picture">
                   <pic:nvPicPr>
-                    <pic:cNvPr id="8" name="Изображение 8" descr="{9A94D88F-00BC-456C-BAD3-715EF0FDCBA6}"/>
+                    <pic:cNvPr id="9" name="Изображение 9" descr="{1EA1B132-B476-405A-A73F-03347B5BB819}"/>
                     <pic:cNvPicPr>
                       <a:picLocks noChangeAspect="1"/>
                     </pic:cNvPicPr>
@@ -1715,7 +1885,7 @@
                   <pic:spPr>
                     <a:xfrm>
                       <a:off x="0" y="0"/>
-                      <a:ext cx="5939790" cy="1148715"/>
+                      <a:ext cx="5868035" cy="2327910"/>
                     </a:xfrm>
                     <a:prstGeom prst="rect">
                       <a:avLst/>
@@ -1841,14 +2011,114 @@
           <w:szCs w:val="28"/>
           <w:lang w:val="ru-RU"/>
         </w:rPr>
-        <w:t xml:space="preserve"> Обмен текстовыми сообщениями между клиентами</w:t>
+        <w:t xml:space="preserve"> tracert 134.17.213.43</w:t>
+      </w:r>
+    </w:p>
+    <w:p>
+      <w:pPr>
+        <w:spacing w:after="0" w:line="360" w:lineRule="exact"/>
+        <w:ind w:left="0" w:leftChars="0" w:firstLine="708" w:firstLineChars="0"/>
+        <w:jc w:val="both"/>
+        <w:rPr>
+          <w:rFonts w:hint="default" w:ascii="Times New Roman" w:hAnsi="Times New Roman" w:eastAsia="SimSun" w:cs="Times New Roman"/>
+          <w:b w:val="0"/>
+          <w:bCs w:val="0"/>
+          <w:i w:val="0"/>
+          <w:iCs w:val="0"/>
+          <w:caps w:val="0"/>
+          <w:color w:val="000000"/>
+          <w:spacing w:val="0"/>
+          <w:sz w:val="28"/>
+          <w:szCs w:val="28"/>
+          <w:lang w:val="ru-RU"/>
+        </w:rPr>
+      </w:pPr>
+      <w:r>
+        <w:rPr>
+          <w:rFonts w:hint="default" w:ascii="Times New Roman" w:hAnsi="Times New Roman" w:eastAsia="SimSun" w:cs="Times New Roman"/>
+          <w:b w:val="0"/>
+          <w:bCs w:val="0"/>
+          <w:i w:val="0"/>
+          <w:iCs w:val="0"/>
+          <w:caps w:val="0"/>
+          <w:color w:val="000000"/>
+          <w:spacing w:val="0"/>
+          <w:sz w:val="28"/>
+          <w:szCs w:val="28"/>
+          <w:lang w:val="ru-RU"/>
+        </w:rPr>
+        <w:t xml:space="preserve">Финальный запуск программы по адресу 134.17.213.43 с </w:t>
+      </w:r>
+      <w:r>
+        <w:rPr>
+          <w:rFonts w:hint="default" w:ascii="Times New Roman" w:hAnsi="Times New Roman" w:eastAsia="SimSun" w:cs="Times New Roman"/>
+          <w:b w:val="0"/>
+          <w:bCs w:val="0"/>
+          <w:i w:val="0"/>
+          <w:iCs w:val="0"/>
+          <w:caps w:val="0"/>
+          <w:color w:val="000000"/>
+          <w:spacing w:val="0"/>
+          <w:sz w:val="28"/>
+          <w:szCs w:val="28"/>
+          <w:lang w:val="en-US"/>
+        </w:rPr>
+        <w:t>включённым</w:t>
+      </w:r>
+      <w:r>
+        <w:rPr>
+          <w:rFonts w:hint="default" w:ascii="Times New Roman" w:hAnsi="Times New Roman" w:eastAsia="SimSun" w:cs="Times New Roman"/>
+          <w:b w:val="0"/>
+          <w:bCs w:val="0"/>
+          <w:i w:val="0"/>
+          <w:iCs w:val="0"/>
+          <w:caps w:val="0"/>
+          <w:color w:val="000000"/>
+          <w:spacing w:val="0"/>
+          <w:sz w:val="28"/>
+          <w:szCs w:val="28"/>
+          <w:lang w:val="ru-RU"/>
+        </w:rPr>
+        <w:t xml:space="preserve">  флагом -dns</w:t>
+      </w:r>
+      <w:r>
+        <w:rPr>
+          <w:rFonts w:hint="default" w:ascii="Times New Roman" w:hAnsi="Times New Roman" w:eastAsia="SimSun" w:cs="Times New Roman"/>
+          <w:b w:val="0"/>
+          <w:bCs w:val="0"/>
+          <w:i w:val="0"/>
+          <w:iCs w:val="0"/>
+          <w:caps w:val="0"/>
+          <w:color w:val="000000"/>
+          <w:spacing w:val="0"/>
+          <w:sz w:val="28"/>
+          <w:szCs w:val="28"/>
+          <w:lang w:val="en-US"/>
+        </w:rPr>
+        <w:t xml:space="preserve"> </w:t>
+      </w:r>
+      <w:r>
+        <w:rPr>
+          <w:rFonts w:hint="default" w:ascii="Times New Roman" w:hAnsi="Times New Roman" w:eastAsia="SimSun" w:cs="Times New Roman"/>
+          <w:b w:val="0"/>
+          <w:bCs w:val="0"/>
+          <w:i w:val="0"/>
+          <w:iCs w:val="0"/>
+          <w:caps w:val="0"/>
+          <w:color w:val="000000"/>
+          <w:spacing w:val="0"/>
+          <w:sz w:val="28"/>
+          <w:szCs w:val="28"/>
+          <w:lang w:val="ru-RU"/>
+        </w:rPr>
+        <w:t>подтвердил стабильную работу утилиты и идентификацию типов ICMP-ответов.</w:t>
       </w:r>
     </w:p>
     <w:p>
       <w:pPr>
         <w:spacing w:after="0" w:line="360" w:lineRule="exact"/>
         <w:ind w:left="0" w:leftChars="0" w:firstLine="0" w:firstLineChars="0"/>
-        <w:jc w:val="both"/>
+        <w:jc w:val="center"/>
         <w:rPr>
           <w:rFonts w:hint="default" w:ascii="Times New Roman" w:hAnsi="Times New Roman" w:eastAsia="SimSun" w:cs="Times New Roman"/>
           <w:b w:val="0"/>
@@ -1868,7 +2138,7 @@
       <w:pPr>
         <w:spacing w:after="0" w:line="360" w:lineRule="exact"/>
         <w:ind w:left="0" w:leftChars="0" w:firstLine="0" w:firstLineChars="0"/>
-        <w:jc w:val="both"/>
+        <w:jc w:val="center"/>
         <w:rPr>
           <w:rFonts w:hint="default" w:ascii="Times New Roman" w:hAnsi="Times New Roman" w:eastAsia="SimSun" w:cs="Times New Roman"/>
           <w:b w:val="0"/>
@@ -1898,7 +2168,7 @@
           <w:lang w:val="ru-RU"/>
         </w:rPr>
         <w:drawing>
-          <wp:anchor distT="0" distB="0" distL="114300" distR="114300" simplePos="0" relativeHeight="251662336" behindDoc="0" locked="0" layoutInCell="1" allowOverlap="1">
+          <wp:anchor distT="0" distB="0" distL="114300" distR="114300" simplePos="0" relativeHeight="251660288" behindDoc="0" locked="0" layoutInCell="1" allowOverlap="1">
             <wp:simplePos x="0" y="0"/>
             <wp:positionH relativeFrom="column">
               <wp:posOffset>0</wp:posOffset>
@@ -1906,10 +2176,10 @@
             <wp:positionV relativeFrom="paragraph">
               <wp:posOffset>0</wp:posOffset>
             </wp:positionV>
-            <wp:extent cx="5939790" cy="432435"/>
-            <wp:effectExtent l="0" t="0" r="3810" b="9525"/>
+            <wp:extent cx="5868035" cy="3877945"/>
+            <wp:effectExtent l="0" t="0" r="14605" b="8255"/>
             <wp:wrapTopAndBottom/>
-            <wp:docPr id="9" name="Изображение 9" descr="{46C8067F-6E17-4247-9622-DF267A4721C5}"/>
+            <wp:docPr id="7" name="Изображение 7" descr="{BDD62E05-178D-4603-8CA9-174323DE2FBD}"/>
             <wp:cNvGraphicFramePr>
               <a:graphicFrameLocks xmlns:a="http://schemas.openxmlformats.org/drawingml/2006/main" noChangeAspect="1"/>
             </wp:cNvGraphicFramePr>
@@ -1917,7 +2187,7 @@
               <a:graphicData uri="http://schemas.openxmlformats.org/drawingml/2006/picture">
                 <pic:pic xmlns:pic="http://schemas.openxmlformats.org/drawingml/2006/picture">
                   <pic:nvPicPr>
-                    <pic:cNvPr id="9" name="Изображение 9" descr="{46C8067F-6E17-4247-9622-DF267A4721C5}"/>
+                    <pic:cNvPr id="7" name="Изображение 7" descr="{BDD62E05-178D-4603-8CA9-174323DE2FBD}"/>
                     <pic:cNvPicPr>
                       <a:picLocks noChangeAspect="1"/>
                     </pic:cNvPicPr>
@@ -1931,7 +2201,7 @@
                   <pic:spPr>
                     <a:xfrm>
                       <a:off x="0" y="0"/>
-                      <a:ext cx="5939790" cy="432435"/>
+                      <a:ext cx="5868035" cy="3877945"/>
                     </a:xfrm>
                     <a:prstGeom prst="rect">
                       <a:avLst/>
@@ -1977,71 +2247,7 @@
           <w:szCs w:val="28"/>
           <w:lang w:val="en-US"/>
         </w:rPr>
-        <w:t xml:space="preserve">Русинок 4 - </w:t>
-      </w:r>
-      <w:r>
-        <w:rPr>
-          <w:rFonts w:hint="default" w:ascii="Times New Roman" w:hAnsi="Times New Roman" w:eastAsia="SimSun" w:cs="Times New Roman"/>
-          <w:b w:val="0"/>
-          <w:bCs w:val="0"/>
-          <w:i w:val="0"/>
-          <w:iCs w:val="0"/>
-          <w:caps w:val="0"/>
-          <w:color w:val="000000"/>
-          <w:spacing w:val="0"/>
-          <w:sz w:val="28"/>
-          <w:szCs w:val="28"/>
-          <w:lang w:val="ru-RU"/>
-        </w:rPr>
-        <w:t>О</w:t>
-      </w:r>
-      <w:r>
-        <w:rPr>
-          <w:rFonts w:hint="default" w:ascii="Times New Roman" w:hAnsi="Times New Roman" w:eastAsia="SimSun" w:cs="Times New Roman"/>
-          <w:b w:val="0"/>
-          <w:bCs w:val="0"/>
-          <w:i w:val="0"/>
-          <w:iCs w:val="0"/>
-          <w:caps w:val="0"/>
-          <w:color w:val="000000"/>
-          <w:spacing w:val="0"/>
-          <w:sz w:val="28"/>
-          <w:szCs w:val="28"/>
-          <w:lang w:val="en-US"/>
-        </w:rPr>
-        <w:t xml:space="preserve">тключение </w:t>
-      </w:r>
-      <w:r>
-        <w:rPr>
-          <w:rFonts w:hint="default" w:ascii="Times New Roman" w:hAnsi="Times New Roman" w:eastAsia="SimSun" w:cs="Times New Roman"/>
-          <w:b w:val="0"/>
-          <w:bCs w:val="0"/>
-          <w:i w:val="0"/>
-          <w:iCs w:val="0"/>
-          <w:caps w:val="0"/>
-          <w:color w:val="000000"/>
-          <w:spacing w:val="0"/>
-          <w:sz w:val="28"/>
-          <w:szCs w:val="28"/>
-          <w:lang w:val="ru-RU"/>
-        </w:rPr>
-        <w:t xml:space="preserve">клиента </w:t>
-      </w:r>
-      <w:r>
-        <w:rPr>
-          <w:rFonts w:hint="default" w:ascii="Times New Roman" w:hAnsi="Times New Roman" w:eastAsia="SimSun" w:cs="Times New Roman"/>
-          <w:b w:val="0"/>
-          <w:bCs w:val="0"/>
-          <w:i w:val="0"/>
-          <w:iCs w:val="0"/>
-          <w:caps w:val="0"/>
-          <w:color w:val="000000"/>
-          <w:spacing w:val="0"/>
-          <w:sz w:val="28"/>
-          <w:szCs w:val="28"/>
-          <w:lang w:val="en-US"/>
-        </w:rPr>
-        <w:t>«дима_1»</w:t>
+        <w:t>Русинок 4 - sudo go run main.go -dns 134.17.213.43</w:t>
       </w:r>
     </w:p>
     <w:p>
@@ -2098,7 +2304,7 @@
           <w:lang w:val="ru-RU"/>
         </w:rPr>
         <w:drawing>
-          <wp:anchor distT="0" distB="0" distL="114300" distR="114300" simplePos="0" relativeHeight="251663360" behindDoc="0" locked="0" layoutInCell="1" allowOverlap="1">
+          <wp:anchor distT="0" distB="0" distL="114300" distR="114300" simplePos="0" relativeHeight="251664384" behindDoc="0" locked="0" layoutInCell="1" allowOverlap="1">
             <wp:simplePos x="0" y="0"/>
             <wp:positionH relativeFrom="column">
               <wp:posOffset>0</wp:posOffset>
@@ -2106,21 +2312,17 @@
             <wp:positionV relativeFrom="paragraph">
               <wp:posOffset>0</wp:posOffset>
             </wp:positionV>
-            <wp:extent cx="5939790" cy="1169670"/>
-            <wp:effectExtent l="0" t="0" r="3810" b="3810"/>
+            <wp:extent cx="5939790" cy="431800"/>
+            <wp:effectExtent l="0" t="0" r="3810" b="10160"/>
             <wp:wrapTopAndBottom/>
-            <wp:docPr id="10" name="Изображение 10" descr="{E821FE7A-B9A7-4BF3-BAB5-56DB87040D39}"/>
-            <wp:cNvGraphicFramePr>
-              <a:graphicFrameLocks xmlns:a="http://schemas.openxmlformats.org/drawingml/2006/main" noChangeAspect="1"/>
-            </wp:cNvGraphicFramePr>
+            <wp:docPr id="19" name="Изображение 19" descr="{A4CF0435-CA04-4D6A-8A30-7935BA529A84}"/>
+            <wp:cNvGraphicFramePr/>
             <a:graphic xmlns:a="http://schemas.openxmlformats.org/drawingml/2006/main">
               <a:graphicData uri="http://schemas.openxmlformats.org/drawingml/2006/picture">
                 <pic:pic xmlns:pic="http://schemas.openxmlformats.org/drawingml/2006/picture">
                   <pic:nvPicPr>
-                    <pic:cNvPr id="10" name="Изображение 10" descr="{E821FE7A-B9A7-4BF3-BAB5-56DB87040D39}"/>
-                    <pic:cNvPicPr>
-                      <a:picLocks noChangeAspect="1"/>
-                    </pic:cNvPicPr>
+                    <pic:cNvPr id="19" name="Изображение 19" descr="{A4CF0435-CA04-4D6A-8A30-7935BA529A84}"/>
+                    <pic:cNvPicPr/>
                   </pic:nvPicPr>
                   <pic:blipFill>
                     <a:blip r:embed="rId10"/>
@@ -2131,7 +2333,7 @@
                   <pic:spPr>
                     <a:xfrm>
                       <a:off x="0" y="0"/>
-                      <a:ext cx="5939790" cy="1169670"/>
+                      <a:ext cx="5939790" cy="431800"/>
                     </a:xfrm>
                     <a:prstGeom prst="rect">
                       <a:avLst/>
@@ -2160,6 +2362,110 @@
           <w:spacing w:val="0"/>
           <w:sz w:val="28"/>
           <w:szCs w:val="28"/>
+          <w:lang w:val="en-US"/>
+        </w:rPr>
+      </w:pPr>
+      <w:r>
+        <w:rPr>
+          <w:rFonts w:hint="default" w:ascii="Times New Roman" w:hAnsi="Times New Roman" w:eastAsia="SimSun" w:cs="Times New Roman"/>
+          <w:b w:val="0"/>
+          <w:bCs w:val="0"/>
+          <w:i w:val="0"/>
+          <w:iCs w:val="0"/>
+          <w:caps w:val="0"/>
+          <w:color w:val="000000"/>
+          <w:spacing w:val="0"/>
+          <w:sz w:val="28"/>
+          <w:szCs w:val="28"/>
+          <w:lang w:val="ru-RU"/>
+        </w:rPr>
+        <w:t xml:space="preserve">Русинок 5 - значение </w:t>
+      </w:r>
+      <w:r>
+        <w:rPr>
+          <w:rFonts w:hint="default" w:ascii="Times New Roman" w:hAnsi="Times New Roman" w:eastAsia="SimSun" w:cs="Times New Roman"/>
+          <w:b w:val="0"/>
+          <w:bCs w:val="0"/>
+          <w:i w:val="0"/>
+          <w:iCs w:val="0"/>
+          <w:caps w:val="0"/>
+          <w:color w:val="000000"/>
+          <w:spacing w:val="0"/>
+          <w:sz w:val="28"/>
+          <w:szCs w:val="28"/>
+          <w:lang w:val="en-US"/>
+        </w:rPr>
+        <w:t xml:space="preserve">Checksum </w:t>
+      </w:r>
+      <w:r>
+        <w:rPr>
+          <w:rFonts w:hint="default" w:ascii="Times New Roman" w:hAnsi="Times New Roman" w:eastAsia="SimSun" w:cs="Times New Roman"/>
+          <w:b w:val="0"/>
+          <w:bCs w:val="0"/>
+          <w:i w:val="0"/>
+          <w:iCs w:val="0"/>
+          <w:caps w:val="0"/>
+          <w:color w:val="000000"/>
+          <w:spacing w:val="0"/>
+          <w:sz w:val="28"/>
+          <w:szCs w:val="28"/>
+          <w:lang w:val="ru-RU"/>
+        </w:rPr>
+        <w:t xml:space="preserve">в </w:t>
+      </w:r>
+      <w:r>
+        <w:rPr>
+          <w:rFonts w:hint="default" w:ascii="Times New Roman" w:hAnsi="Times New Roman" w:eastAsia="SimSun" w:cs="Times New Roman"/>
+          <w:b w:val="0"/>
+          <w:bCs w:val="0"/>
+          <w:i w:val="0"/>
+          <w:iCs w:val="0"/>
+          <w:caps w:val="0"/>
+          <w:color w:val="000000"/>
+          <w:spacing w:val="0"/>
+          <w:sz w:val="28"/>
+          <w:szCs w:val="28"/>
+          <w:lang w:val="en-US"/>
+        </w:rPr>
+        <w:t>Wireshark</w:t>
+      </w:r>
+    </w:p>
+    <w:p>
+      <w:pPr>
+        <w:spacing w:after="0" w:line="360" w:lineRule="exact"/>
+        <w:ind w:left="0" w:leftChars="0" w:firstLine="0" w:firstLineChars="0"/>
+        <w:jc w:val="center"/>
+        <w:rPr>
+          <w:rFonts w:hint="default" w:ascii="Times New Roman" w:hAnsi="Times New Roman" w:eastAsia="SimSun" w:cs="Times New Roman"/>
+          <w:b w:val="0"/>
+          <w:bCs w:val="0"/>
+          <w:i w:val="0"/>
+          <w:iCs w:val="0"/>
+          <w:caps w:val="0"/>
+          <w:color w:val="000000"/>
+          <w:spacing w:val="0"/>
+          <w:sz w:val="28"/>
+          <w:szCs w:val="28"/>
+          <w:lang w:val="ru-RU"/>
+        </w:rPr>
+      </w:pPr>
+    </w:p>
+    <w:p>
+      <w:pPr>
+        <w:spacing w:after="0" w:line="360" w:lineRule="exact"/>
+        <w:ind w:left="0" w:leftChars="0" w:firstLine="0" w:firstLineChars="0"/>
+        <w:jc w:val="center"/>
+        <w:rPr>
+          <w:rFonts w:hint="default" w:ascii="Times New Roman" w:hAnsi="Times New Roman" w:eastAsia="SimSun" w:cs="Times New Roman"/>
+          <w:b w:val="0"/>
+          <w:bCs w:val="0"/>
+          <w:i w:val="0"/>
+          <w:iCs w:val="0"/>
+          <w:caps w:val="0"/>
+          <w:color w:val="000000"/>
+          <w:spacing w:val="0"/>
+          <w:sz w:val="28"/>
+          <w:szCs w:val="28"/>
           <w:lang w:val="ru-RU"/>
         </w:rPr>
       </w:pPr>
@@ -2178,18 +2484,18 @@
           <w:lang w:val="ru-RU"/>
         </w:rPr>
         <w:drawing>
-          <wp:anchor distT="0" distB="0" distL="114300" distR="114300" simplePos="0" relativeHeight="251664384" behindDoc="0" locked="0" layoutInCell="1" allowOverlap="1">
+          <wp:anchor distT="0" distB="0" distL="114300" distR="114300" simplePos="0" relativeHeight="251663360" behindDoc="0" locked="0" layoutInCell="1" allowOverlap="1">
             <wp:simplePos x="0" y="0"/>
             <wp:positionH relativeFrom="column">
               <wp:posOffset>0</wp:posOffset>
             </wp:positionH>
             <wp:positionV relativeFrom="paragraph">
-              <wp:posOffset>467995</wp:posOffset>
+              <wp:posOffset>0</wp:posOffset>
             </wp:positionV>
-            <wp:extent cx="5939790" cy="551815"/>
-            <wp:effectExtent l="0" t="0" r="3810" b="12065"/>
+            <wp:extent cx="5934075" cy="430530"/>
+            <wp:effectExtent l="0" t="0" r="9525" b="11430"/>
             <wp:wrapTopAndBottom/>
-            <wp:docPr id="11" name="Изображение 11" descr="{887C536D-BB3D-42DC-BCCE-7AE653EBB745}"/>
+            <wp:docPr id="16" name="Изображение 16" descr="{CD2AB6A5-BB7C-45C9-B08F-5CD1F493691D}"/>
             <wp:cNvGraphicFramePr>
               <a:graphicFrameLocks xmlns:a="http://schemas.openxmlformats.org/drawingml/2006/main" noChangeAspect="1"/>
             </wp:cNvGraphicFramePr>
@@ -2197,14 +2503,13 @@
               <a:graphicData uri="http://schemas.openxmlformats.org/drawingml/2006/picture">
                 <pic:pic xmlns:pic="http://schemas.openxmlformats.org/drawingml/2006/picture">
                   <pic:nvPicPr>
-                    <pic:cNvPr id="11" name="Изображение 11" descr="{887C536D-BB3D-42DC-BCCE-7AE653EBB745}"/>
+                    <pic:cNvPr id="16" name="Изображение 16" descr="{CD2AB6A5-BB7C-45C9-B08F-5CD1F493691D}"/>
                     <pic:cNvPicPr>
                       <a:picLocks noChangeAspect="1"/>
                     </pic:cNvPicPr>
                   </pic:nvPicPr>
                   <pic:blipFill>
                     <a:blip r:embed="rId11"/>
-                    <a:srcRect t="-793" r="12209"/>
                     <a:stretch>
                       <a:fillRect/>
                     </a:stretch>
@@ -2212,7 +2517,7 @@
                   <pic:spPr>
                     <a:xfrm>
                       <a:off x="0" y="0"/>
-                      <a:ext cx="5939790" cy="551815"/>
+                      <a:ext cx="5934075" cy="430530"/>
                     </a:xfrm>
                     <a:prstGeom prst="rect">
                       <a:avLst/>
@@ -2224,104 +2529,80 @@
           </wp:anchor>
         </w:drawing>
       </w:r>
-      <w:r>
-        <w:rPr>
-          <w:rFonts w:hint="default" w:ascii="Times New Roman" w:hAnsi="Times New Roman" w:eastAsia="SimSun" w:cs="Times New Roman"/>
-          <w:b w:val="0"/>
-          <w:bCs w:val="0"/>
-          <w:i w:val="0"/>
-          <w:iCs w:val="0"/>
-          <w:caps w:val="0"/>
-          <w:color w:val="000000"/>
-          <w:spacing w:val="0"/>
-          <w:sz w:val="28"/>
-          <w:szCs w:val="28"/>
-          <w:lang w:val="ru-RU"/>
-        </w:rPr>
-        <w:t>Русинок 5 - Обработка попытки занять используемый порт</w:t>
-      </w:r>
     </w:p>
     <w:p>
       <w:pPr>
         <w:spacing w:after="0" w:line="360" w:lineRule="exact"/>
         <w:ind w:left="0" w:leftChars="0" w:firstLine="0" w:firstLineChars="0"/>
-        <w:jc w:val="both"/>
-        <w:rPr>
-          <w:rFonts w:hint="default" w:ascii="Times New Roman" w:hAnsi="Times New Roman" w:eastAsia="SimSun" w:cs="Times New Roman"/>
-          <w:b w:val="0"/>
-          <w:bCs w:val="0"/>
-          <w:i w:val="0"/>
-          <w:iCs w:val="0"/>
-          <w:caps w:val="0"/>
-          <w:color w:val="000000"/>
-          <w:spacing w:val="0"/>
-          <w:sz w:val="28"/>
-          <w:szCs w:val="28"/>
-          <w:lang w:val="ru-RU"/>
-        </w:rPr>
-      </w:pPr>
+        <w:jc w:val="center"/>
+        <w:rPr>
+          <w:rFonts w:hint="default" w:ascii="Times New Roman" w:hAnsi="Times New Roman" w:eastAsia="SimSun" w:cs="Times New Roman"/>
+          <w:b w:val="0"/>
+          <w:bCs w:val="0"/>
+          <w:i w:val="0"/>
+          <w:iCs w:val="0"/>
+          <w:caps w:val="0"/>
+          <w:color w:val="000000"/>
+          <w:spacing w:val="0"/>
+          <w:sz w:val="28"/>
+          <w:szCs w:val="28"/>
+          <w:lang w:val="ru-RU"/>
+        </w:rPr>
+      </w:pPr>
+      <w:r>
+        <w:rPr>
+          <w:rFonts w:hint="default" w:ascii="Times New Roman" w:hAnsi="Times New Roman" w:eastAsia="SimSun" w:cs="Times New Roman"/>
+          <w:b w:val="0"/>
+          <w:bCs w:val="0"/>
+          <w:i w:val="0"/>
+          <w:iCs w:val="0"/>
+          <w:caps w:val="0"/>
+          <w:color w:val="000000"/>
+          <w:spacing w:val="0"/>
+          <w:sz w:val="28"/>
+          <w:szCs w:val="28"/>
+          <w:lang w:val="ru-RU"/>
+        </w:rPr>
+        <w:t>Русинок 6 - значение Checksum в</w:t>
+      </w:r>
+      <w:r>
+        <w:rPr>
+          <w:rFonts w:hint="default" w:ascii="Times New Roman" w:hAnsi="Times New Roman" w:eastAsia="SimSun" w:cs="Times New Roman"/>
+          <w:b w:val="0"/>
+          <w:bCs w:val="0"/>
+          <w:i w:val="0"/>
+          <w:iCs w:val="0"/>
+          <w:caps w:val="0"/>
+          <w:color w:val="000000"/>
+          <w:spacing w:val="0"/>
+          <w:sz w:val="28"/>
+          <w:szCs w:val="28"/>
+          <w:lang w:val="en-US"/>
+        </w:rPr>
+        <w:t xml:space="preserve"> </w:t>
+      </w:r>
+      <w:r>
+        <w:rPr>
+          <w:rFonts w:hint="default" w:ascii="Times New Roman" w:hAnsi="Times New Roman" w:eastAsia="SimSun" w:cs="Times New Roman"/>
+          <w:b w:val="0"/>
+          <w:bCs w:val="0"/>
+          <w:i w:val="0"/>
+          <w:iCs w:val="0"/>
+          <w:caps w:val="0"/>
+          <w:color w:val="000000"/>
+          <w:spacing w:val="0"/>
+          <w:sz w:val="28"/>
+          <w:szCs w:val="28"/>
+          <w:lang w:val="ru-RU"/>
+        </w:rPr>
+        <w:t>консоли</w:t>
+      </w:r>
     </w:p>
     <w:p>
       <w:pPr>
         <w:spacing w:after="0" w:line="360" w:lineRule="exact"/>
         <w:ind w:left="0" w:leftChars="0" w:firstLine="0" w:firstLineChars="0"/>
         <w:jc w:val="center"/>
-        <w:rPr>
-          <w:rFonts w:hint="default" w:ascii="Times New Roman" w:hAnsi="Times New Roman" w:eastAsia="SimSun" w:cs="Times New Roman"/>
-          <w:b w:val="0"/>
-          <w:bCs w:val="0"/>
-          <w:i w:val="0"/>
-          <w:iCs w:val="0"/>
-          <w:caps w:val="0"/>
-          <w:color w:val="000000"/>
-          <w:spacing w:val="0"/>
-          <w:sz w:val="28"/>
-          <w:szCs w:val="28"/>
-          <w:lang w:val="ru-RU"/>
-        </w:rPr>
-      </w:pPr>
-    </w:p>
-    <w:p>
-      <w:pPr>
-        <w:spacing w:after="0" w:line="360" w:lineRule="exact"/>
-        <w:ind w:left="0" w:leftChars="0" w:firstLine="0" w:firstLineChars="0"/>
-        <w:jc w:val="center"/>
-        <w:rPr>
-          <w:rFonts w:hint="default" w:ascii="Times New Roman" w:hAnsi="Times New Roman" w:eastAsia="SimSun" w:cs="Times New Roman"/>
-          <w:b w:val="0"/>
-          <w:bCs w:val="0"/>
-          <w:i w:val="0"/>
-          <w:iCs w:val="0"/>
-          <w:caps w:val="0"/>
-          <w:color w:val="000000"/>
-          <w:spacing w:val="0"/>
-          <w:sz w:val="28"/>
-          <w:szCs w:val="28"/>
-          <w:lang w:val="ru-RU"/>
-        </w:rPr>
-      </w:pPr>
-      <w:r>
-        <w:rPr>
-          <w:rFonts w:hint="default" w:ascii="Times New Roman" w:hAnsi="Times New Roman" w:eastAsia="SimSun" w:cs="Times New Roman"/>
-          <w:b w:val="0"/>
-          <w:bCs w:val="0"/>
-          <w:i w:val="0"/>
-          <w:iCs w:val="0"/>
-          <w:caps w:val="0"/>
-          <w:color w:val="000000"/>
-          <w:spacing w:val="0"/>
-          <w:sz w:val="28"/>
-          <w:szCs w:val="28"/>
-          <w:lang w:val="ru-RU"/>
-        </w:rPr>
-        <w:t xml:space="preserve">Русинок 6 - Трёхкратное рукопожатие при установке TCP-соединения </w:t>
-      </w:r>
-    </w:p>
-    <w:p>
-      <w:pPr>
-        <w:spacing w:after="0" w:line="360" w:lineRule="exact"/>
-        <w:ind w:left="0" w:leftChars="0" w:firstLine="0" w:firstLineChars="0"/>
-        <w:jc w:val="both"/>
         <w:rPr>
           <w:rFonts w:hint="default" w:ascii="Times New Roman" w:hAnsi="Times New Roman" w:eastAsia="SimSun" w:cs="Times New Roman"/>
           <w:b w:val="0"/>
@@ -2338,235 +2619,6 @@
       </w:pPr>
       <w:bookmarkStart w:id="0" w:name="_GoBack"/>
       <w:bookmarkEnd w:id="0"/>
-      <w:r>
-        <w:rPr>
-          <w:rFonts w:hint="default" w:ascii="Times New Roman" w:hAnsi="Times New Roman" w:eastAsia="SimSun" w:cs="Times New Roman"/>
-          <w:b w:val="0"/>
-          <w:bCs w:val="0"/>
-          <w:i w:val="0"/>
-          <w:iCs w:val="0"/>
-          <w:caps w:val="0"/>
-          <w:color w:val="000000"/>
-          <w:spacing w:val="0"/>
-          <w:sz w:val="28"/>
-          <w:szCs w:val="28"/>
-          <w:lang w:val="ru-RU"/>
-        </w:rPr>
-        <w:drawing>
-          <wp:anchor distT="0" distB="0" distL="114300" distR="114300" simplePos="0" relativeHeight="251665408" behindDoc="0" locked="0" layoutInCell="1" allowOverlap="1">
-            <wp:simplePos x="0" y="0"/>
-            <wp:positionH relativeFrom="column">
-              <wp:posOffset>0</wp:posOffset>
-            </wp:positionH>
-            <wp:positionV relativeFrom="paragraph">
-              <wp:posOffset>0</wp:posOffset>
-            </wp:positionV>
-            <wp:extent cx="5939790" cy="1115695"/>
-            <wp:effectExtent l="0" t="0" r="3810" b="12065"/>
-            <wp:wrapTopAndBottom/>
-            <wp:docPr id="12" name="Изображение 12" descr="{89B5D877-2B48-4196-A693-F69031760985}"/>
-            <wp:cNvGraphicFramePr/>
-            <a:graphic xmlns:a="http://schemas.openxmlformats.org/drawingml/2006/main">
-              <a:graphicData uri="http://schemas.openxmlformats.org/drawingml/2006/picture">
-                <pic:pic xmlns:pic="http://schemas.openxmlformats.org/drawingml/2006/picture">
-                  <pic:nvPicPr>
-                    <pic:cNvPr id="12" name="Изображение 12" descr="{89B5D877-2B48-4196-A693-F69031760985}"/>
-                    <pic:cNvPicPr/>
-                  </pic:nvPicPr>
-                  <pic:blipFill>
-                    <a:blip r:embed="rId12"/>
-                    <a:stretch>
-                      <a:fillRect/>
-                    </a:stretch>
-                  </pic:blipFill>
-                  <pic:spPr>
-                    <a:xfrm>
-                      <a:off x="0" y="0"/>
-                      <a:ext cx="5939790" cy="1115695"/>
-                    </a:xfrm>
-                    <a:prstGeom prst="rect">
-                      <a:avLst/>
-                    </a:prstGeom>
-                  </pic:spPr>
-                </pic:pic>
-              </a:graphicData>
-            </a:graphic>
-          </wp:anchor>
-        </w:drawing>
-      </w:r>
-    </w:p>
-    <w:p>
-      <w:pPr>
-        <w:spacing w:after="0" w:line="360" w:lineRule="exact"/>
-        <w:ind w:left="0" w:leftChars="0" w:firstLine="0" w:firstLineChars="0"/>
-        <w:jc w:val="center"/>
-        <w:rPr>
-          <w:rFonts w:hint="default" w:ascii="Times New Roman" w:hAnsi="Times New Roman" w:eastAsia="SimSun" w:cs="Times New Roman"/>
-          <w:b w:val="0"/>
-          <w:bCs w:val="0"/>
-          <w:i w:val="0"/>
-          <w:iCs w:val="0"/>
-          <w:caps w:val="0"/>
-          <w:color w:val="000000"/>
-          <w:spacing w:val="0"/>
-          <w:sz w:val="28"/>
-          <w:szCs w:val="28"/>
-          <w:lang w:val="ru-RU"/>
-        </w:rPr>
-      </w:pPr>
-      <w:r>
-        <w:rPr>
-          <w:rFonts w:hint="default" w:ascii="Times New Roman" w:hAnsi="Times New Roman" w:eastAsia="SimSun" w:cs="Times New Roman"/>
-          <w:b w:val="0"/>
-          <w:bCs w:val="0"/>
-          <w:i w:val="0"/>
-          <w:iCs w:val="0"/>
-          <w:caps w:val="0"/>
-          <w:color w:val="000000"/>
-          <w:spacing w:val="0"/>
-          <w:sz w:val="28"/>
-          <w:szCs w:val="28"/>
-          <w:lang w:val="ru-RU"/>
-        </w:rPr>
-        <w:t>Русинок 7 - Передача текстового сообщения по протоколу TCP</w:t>
-      </w:r>
-    </w:p>
-    <w:p>
-      <w:pPr>
-        <w:spacing w:after="0" w:line="360" w:lineRule="exact"/>
-        <w:ind w:left="0" w:leftChars="0" w:firstLine="0" w:firstLineChars="0"/>
-        <w:jc w:val="center"/>
-        <w:rPr>
-          <w:rFonts w:hint="default" w:ascii="Times New Roman" w:hAnsi="Times New Roman" w:eastAsia="SimSun" w:cs="Times New Roman"/>
-          <w:b w:val="0"/>
-          <w:bCs w:val="0"/>
-          <w:i w:val="0"/>
-          <w:iCs w:val="0"/>
-          <w:caps w:val="0"/>
-          <w:color w:val="000000"/>
-          <w:spacing w:val="0"/>
-          <w:sz w:val="28"/>
-          <w:szCs w:val="28"/>
-          <w:lang w:val="ru-RU"/>
-        </w:rPr>
-      </w:pPr>
-    </w:p>
-    <w:p>
-      <w:pPr>
-        <w:spacing w:after="0" w:line="360" w:lineRule="exact"/>
-        <w:ind w:left="0" w:leftChars="0" w:firstLine="0" w:firstLineChars="0"/>
-        <w:jc w:val="center"/>
-        <w:rPr>
-          <w:rFonts w:hint="default" w:ascii="Times New Roman" w:hAnsi="Times New Roman" w:eastAsia="SimSun" w:cs="Times New Roman"/>
-          <w:b w:val="0"/>
-          <w:bCs w:val="0"/>
-          <w:i w:val="0"/>
-          <w:iCs w:val="0"/>
-          <w:caps w:val="0"/>
-          <w:color w:val="000000"/>
-          <w:spacing w:val="0"/>
-          <w:sz w:val="28"/>
-          <w:szCs w:val="28"/>
-          <w:lang w:val="ru-RU"/>
-        </w:rPr>
-      </w:pPr>
-      <w:r>
-        <w:rPr>
-          <w:rFonts w:hint="default" w:ascii="Times New Roman" w:hAnsi="Times New Roman" w:eastAsia="SimSun" w:cs="Times New Roman"/>
-          <w:b w:val="0"/>
-          <w:bCs w:val="0"/>
-          <w:i w:val="0"/>
-          <w:iCs w:val="0"/>
-          <w:caps w:val="0"/>
-          <w:color w:val="000000"/>
-          <w:spacing w:val="0"/>
-          <w:sz w:val="28"/>
-          <w:szCs w:val="28"/>
-          <w:lang w:val="ru-RU"/>
-        </w:rPr>
-        <w:drawing>
-          <wp:anchor distT="0" distB="0" distL="114300" distR="114300" simplePos="0" relativeHeight="251666432" behindDoc="0" locked="0" layoutInCell="1" allowOverlap="1">
-            <wp:simplePos x="0" y="0"/>
-            <wp:positionH relativeFrom="column">
-              <wp:posOffset>0</wp:posOffset>
-            </wp:positionH>
-            <wp:positionV relativeFrom="paragraph">
-              <wp:posOffset>0</wp:posOffset>
-            </wp:positionV>
-            <wp:extent cx="5939790" cy="732790"/>
-            <wp:effectExtent l="0" t="0" r="3810" b="13970"/>
-            <wp:wrapTopAndBottom/>
-            <wp:docPr id="2" name="Изображение 2" descr="{4806E530-4951-4573-BD5B-F3F323988B40}"/>
-            <wp:cNvGraphicFramePr>
-              <a:graphicFrameLocks xmlns:a="http://schemas.openxmlformats.org/drawingml/2006/main" noChangeAspect="1"/>
-            </wp:cNvGraphicFramePr>
-            <a:graphic xmlns:a="http://schemas.openxmlformats.org/drawingml/2006/main">
-              <a:graphicData uri="http://schemas.openxmlformats.org/drawingml/2006/picture">
-                <pic:pic xmlns:pic="http://schemas.openxmlformats.org/drawingml/2006/picture">
-                  <pic:nvPicPr>
-                    <pic:cNvPr id="2" name="Изображение 2" descr="{4806E530-4951-4573-BD5B-F3F323988B40}"/>
-                    <pic:cNvPicPr>
-                      <a:picLocks noChangeAspect="1"/>
-                    </pic:cNvPicPr>
-                  </pic:nvPicPr>
-                  <pic:blipFill>
-                    <a:blip r:embed="rId13"/>
-                    <a:srcRect t="-1646" r="8356"/>
-                    <a:stretch>
-                      <a:fillRect/>
-                    </a:stretch>
-                  </pic:blipFill>
-                  <pic:spPr>
-                    <a:xfrm>
-                      <a:off x="0" y="0"/>
-                      <a:ext cx="5939790" cy="732790"/>
-                    </a:xfrm>
-                    <a:prstGeom prst="rect">
-                      <a:avLst/>
-                    </a:prstGeom>
-                  </pic:spPr>
-                </pic:pic>
-              </a:graphicData>
-            </a:graphic>
-          </wp:anchor>
-        </w:drawing>
-      </w:r>
-    </w:p>
-    <w:p>
-      <w:pPr>
-        <w:spacing w:after="0" w:line="360" w:lineRule="exact"/>
-        <w:ind w:left="0" w:leftChars="0" w:firstLine="0" w:firstLineChars="0"/>
-        <w:jc w:val="center"/>
-        <w:rPr>
-          <w:rFonts w:hint="default" w:ascii="Times New Roman" w:hAnsi="Times New Roman" w:eastAsia="SimSun" w:cs="Times New Roman"/>
-          <w:b w:val="0"/>
-          <w:bCs w:val="0"/>
-          <w:i w:val="0"/>
-          <w:iCs w:val="0"/>
-          <w:caps w:val="0"/>
-          <w:color w:val="000000"/>
-          <w:spacing w:val="0"/>
-          <w:sz w:val="28"/>
-          <w:szCs w:val="28"/>
-          <w:lang w:val="ru-RU"/>
-        </w:rPr>
-      </w:pPr>
-      <w:r>
-        <w:rPr>
-          <w:rFonts w:hint="default" w:ascii="Times New Roman" w:hAnsi="Times New Roman" w:eastAsia="SimSun" w:cs="Times New Roman"/>
-          <w:b w:val="0"/>
-          <w:bCs w:val="0"/>
-          <w:i w:val="0"/>
-          <w:iCs w:val="0"/>
-          <w:caps w:val="0"/>
-          <w:color w:val="000000"/>
-          <w:spacing w:val="0"/>
-          <w:sz w:val="28"/>
-          <w:szCs w:val="28"/>
-          <w:lang w:val="ru-RU"/>
-        </w:rPr>
-        <w:t>Русинок 8 - Корректное завершение TCP-соединения через флаг FIN</w:t>
-      </w:r>
     </w:p>
     <w:p>
       <w:pPr>
@@ -2575,8 +2627,8 @@
         <w:jc w:val="both"/>
         <w:rPr>
           <w:rFonts w:hint="default" w:ascii="Times New Roman" w:hAnsi="Times New Roman" w:eastAsia="SimSun" w:cs="Times New Roman"/>
-          <w:b w:val="0"/>
-          <w:bCs w:val="0"/>
+          <w:b/>
+          <w:bCs/>
           <w:i w:val="0"/>
           <w:iCs w:val="0"/>
           <w:caps w:val="0"/>
@@ -2633,7 +2685,71 @@
           <w:szCs w:val="28"/>
           <w:lang w:val="en-US"/>
         </w:rPr>
-        <w:t>В ходе выполнения лабораторной работы было разработано сетевое приложение для обмена сообщениями в локальной сети. Успешно реализован протокол передачи данных поверх TCP, обеспечивающий корректную передачу текста. С помощью сетевого анализатора Wireshark на практике изучены процессы установки и завершения TCP-соединений , а также доказана корректность работы программы в многопользовательском режиме с использованием loopback-интерфейсов.</w:t>
+        <w:t>В ходе работы реализован аналог traceroute на базе сырых сокетов. Изучены механизмы управления TTL и принципы обработки ICMP-сообщени</w:t>
+      </w:r>
+      <w:r>
+        <w:rPr>
+          <w:rFonts w:hint="default" w:ascii="Times New Roman" w:hAnsi="Times New Roman" w:eastAsia="SimSun"/>
+          <w:b w:val="0"/>
+          <w:bCs w:val="0"/>
+          <w:i w:val="0"/>
+          <w:iCs w:val="0"/>
+          <w:caps w:val="0"/>
+          <w:color w:val="000000"/>
+          <w:spacing w:val="0"/>
+          <w:sz w:val="28"/>
+          <w:szCs w:val="28"/>
+          <w:lang w:val="ru-RU"/>
+        </w:rPr>
+        <w:t>й.</w:t>
+      </w:r>
+      <w:r>
+        <w:rPr>
+          <w:rFonts w:hint="default" w:ascii="Times New Roman" w:hAnsi="Times New Roman" w:eastAsia="SimSun"/>
+          <w:b w:val="0"/>
+          <w:bCs w:val="0"/>
+          <w:i w:val="0"/>
+          <w:iCs w:val="0"/>
+          <w:caps w:val="0"/>
+          <w:color w:val="000000"/>
+          <w:spacing w:val="0"/>
+          <w:sz w:val="28"/>
+          <w:szCs w:val="28"/>
+          <w:lang w:val="en-US"/>
+        </w:rPr>
+        <w:t xml:space="preserve"> Тестирование подтвердило, что точность данных и логика формирования пакетов соответствуют системным инструментам. Использование Wireshark доказало корректность </w:t>
+      </w:r>
+      <w:r>
+        <w:rPr>
+          <w:rFonts w:hint="default" w:ascii="Times New Roman" w:hAnsi="Times New Roman" w:eastAsia="SimSun"/>
+          <w:b w:val="0"/>
+          <w:bCs w:val="0"/>
+          <w:i w:val="0"/>
+          <w:iCs w:val="0"/>
+          <w:caps w:val="0"/>
+          <w:color w:val="000000"/>
+          <w:spacing w:val="0"/>
+          <w:sz w:val="28"/>
+          <w:szCs w:val="28"/>
+          <w:lang w:val="ru-RU"/>
+        </w:rPr>
+        <w:t>расчёта</w:t>
+      </w:r>
+      <w:r>
+        <w:rPr>
+          <w:rFonts w:hint="default" w:ascii="Times New Roman" w:hAnsi="Times New Roman" w:eastAsia="SimSun"/>
+          <w:b w:val="0"/>
+          <w:bCs w:val="0"/>
+          <w:i w:val="0"/>
+          <w:iCs w:val="0"/>
+          <w:caps w:val="0"/>
+          <w:color w:val="000000"/>
+          <w:spacing w:val="0"/>
+          <w:sz w:val="28"/>
+          <w:szCs w:val="28"/>
+          <w:lang w:val="en-US"/>
+        </w:rPr>
+        <w:t xml:space="preserve"> контрольных сумм и структуры сетевых заголовков.</w:t>
       </w:r>
     </w:p>
     <w:sectPr>
@@ -2694,36 +2810,6 @@
     </w:p>
   </w:footnote>
 </w:footnotes>
-</file>
-
-<file path=word/numbering.xml><?xml version="1.0" encoding="utf-8"?>
-<w:numbering xmlns:wpc="http://schemas.microsoft.com/office/word/2010/wordprocessingCanvas" xmlns:mc="http://schemas.openxmlformats.org/markup-compatibility/2006" xmlns:o="urn:schemas-microsoft-com:office:office" xmlns:r="http://schemas.openxmlformats.org/officeDocument/2006/relationships" xmlns:m="http://schemas.openxmlformats.org/officeDocument/2006/math" xmlns:v="urn:schemas-microsoft-com:vml" xmlns:wp14="http://schemas.microsoft.com/office/word/2010/wordprocessingDrawing" xmlns:wp="http://schemas.openxmlformats.org/drawingml/2006/wordprocessingDrawing" xmlns:w10="urn:schemas-microsoft-com:office:word" xmlns:w="http://schemas.openxmlformats.org/wordprocessingml/2006/main" xmlns:w14="http://schemas.microsoft.com/office/word/2010/wordml" xmlns:wpg="http://schemas.microsoft.com/office/word/2010/wordprocessingGroup" xmlns:wpi="http://schemas.microsoft.com/office/word/2010/wordprocessingInk" xmlns:wne="http://schemas.microsoft.com/office/word/2006/wordml" xmlns:wps="http://schemas.microsoft.com/office/word/2010/wordprocessingShape" xmlns:wpsCustomData="http://www.wps.cn/officeDocument/2013/wpsCustomData" mc:Ignorable="w14 wp14">
-  <w:abstractNum w:abstractNumId="0">
-    <w:nsid w:val="D8092A14"/>
-    <w:multiLevelType w:val="singleLevel"/>
-    <w:tmpl w:val="D8092A14"/>
-    <w:lvl w:ilvl="0" w:tentative="0">
-      <w:start w:val="1"/>
-      <w:numFmt w:val="decimal"/>
-      <w:lvlText w:val="%1."/>
-      <w:lvlJc w:val="left"/>
-      <w:pPr>
-        <w:tabs>
-          <w:tab w:val="left" w:pos="425"/>
-        </w:tabs>
-        <w:ind w:left="1085" w:leftChars="0" w:hanging="425" w:firstLineChars="0"/>
-      </w:pPr>
-      <w:rPr>
-        <w:rFonts w:hint="default"/>
-        <w:b w:val="0"/>
-        <w:bCs w:val="0"/>
-      </w:rPr>
-    </w:lvl>
-  </w:abstractNum>
-  <w:num w:numId="1">
-    <w:abstractNumId w:val="0"/>
-  </w:num>
-</w:numbering>
 </file>
 
 <file path=word/styles.xml><?xml version="1.0" encoding="utf-8"?>
